--- a/vvdn/protocols/nfc/nfc-rf-and-physical-layer.docx
+++ b/vvdn/protocols/nfc/nfc-rf-and-physical-layer.docx
@@ -45,7 +45,7 @@
           <w:color w:val="282C34"/>
           <w:sz w:val="21"/>
         </w:rPr>
-        <w:t>propagating electromagnetic radiative waves (Far-Field $E$-field)</w:t>
+        <w:t>propagating electromagnetic radiative waves (Far-Field E-field)</w:t>
       </w:r>
       <w:r>
         <w:rPr>
@@ -75,7 +75,7 @@
           <w:color w:val="282C34"/>
           <w:sz w:val="21"/>
         </w:rPr>
-        <w:t>quasi-static magnetic inductive coupling (Near-Field $H$-field)</w:t>
+        <w:t>quasi-static magnetic inductive coupling (Near-Field H-field)</w:t>
       </w:r>
       <w:r>
         <w:rPr>
@@ -107,50 +107,53 @@
           <w:color w:val="282C34"/>
           <w:sz w:val="21"/>
         </w:rPr>
-        <w:t xml:space="preserve">The wavelength </w:t>
-      </w:r>
-      <w:r>
-        <w:rPr>
-          <w:i/>
-          <w:color w:val="145AA0"/>
-          <w:sz w:val="21"/>
-        </w:rPr>
-        <w:t>\lambda</w:t>
-      </w:r>
-      <w:r>
-        <w:rPr>
-          <w:color w:val="282C34"/>
-          <w:sz w:val="21"/>
-        </w:rPr>
-        <w:t xml:space="preserve"> of an electromagnetic wave in free space is given by:</w:t>
+        <w:t>The wavelength λ of an electromagnetic wave in free space is given by:</w:t>
       </w:r>
     </w:p>
-    <w:p>
-      <w:pPr>
-        <w:spacing w:after="80"/>
-      </w:pPr>
-      <w:r>
-        <w:rPr>
-          <w:i/>
-          <w:color w:val="145AA0"/>
-          <w:sz w:val="21"/>
-        </w:rPr>
-      </w:r>
-      <w:r>
-        <w:rPr>
-          <w:color w:val="282C34"/>
-          <w:sz w:val="21"/>
-        </w:rPr>
-        <w:t>\lambda = \frac{c}{f_c} = \frac{3 \times 10^8\text{ m/s}}{13.56 \times 10^6\text{ Hz}} \approx 22.12\text{ meters}</w:t>
-      </w:r>
-      <w:r>
-        <w:rPr>
-          <w:i/>
-          <w:color w:val="145AA0"/>
-          <w:sz w:val="21"/>
-        </w:rPr>
-      </w:r>
-    </w:p>
+    <w:tbl>
+      <w:tblPr>
+        <w:tblW w:type="auto" w:w="0"/>
+        <w:jc w:val="center"/>
+        <w:tblLook w:firstColumn="1" w:firstRow="1" w:lastColumn="0" w:lastRow="0" w:noHBand="0" w:noVBand="1" w:val="04A0"/>
+      </w:tblPr>
+      <w:tblGrid>
+        <w:gridCol w:w="9792"/>
+      </w:tblGrid>
+      <w:tr>
+        <w:tc>
+          <w:tcPr>
+            <w:tcW w:type="dxa" w:w="9792"/>
+            <w:shd w:fill="F5F6F8"/>
+            <w:tcMar>
+              <w:top w:w="80" w:type="dxa"/>
+              <w:bottom w:w="80" w:type="dxa"/>
+              <w:left w:w="140" w:type="dxa"/>
+              <w:right w:w="140" w:type="dxa"/>
+            </w:tcMar>
+            <w:tcBorders>
+              <w:left w:val="single" w:sz="18" w:space="0" w:color="CBD5E0"/>
+              <w:top w:val="none"/>
+              <w:right w:val="none"/>
+              <w:bottom w:val="none"/>
+            </w:tcBorders>
+          </w:tcPr>
+          <w:p>
+            <w:pPr>
+              <w:spacing w:line="240" w:lineRule="auto" w:after="0"/>
+            </w:pPr>
+            <w:r>
+              <w:rPr>
+                <w:rFonts w:ascii="Consolas" w:hAnsi="Consolas"/>
+                <w:color w:val="2D3748"/>
+                <w:sz w:val="18"/>
+              </w:rPr>
+              <w:t>λ = c / f_c = (3 * 10^8 m/s) / (13.56 * 10^6 Hz) ≈ 22.12 meters</w:t>
+            </w:r>
+          </w:p>
+        </w:tc>
+      </w:tr>
+    </w:tbl>
+    <w:p/>
     <w:p>
       <w:pPr>
         <w:spacing w:after="80"/>
@@ -160,50 +163,53 @@
           <w:color w:val="282C34"/>
           <w:sz w:val="21"/>
         </w:rPr>
-        <w:t xml:space="preserve">The transition boundary (radian distance </w:t>
-      </w:r>
-      <w:r>
-        <w:rPr>
-          <w:i/>
-          <w:color w:val="145AA0"/>
-          <w:sz w:val="21"/>
-        </w:rPr>
-        <w:t>r_{boundary</w:t>
-      </w:r>
-      <w:r>
-        <w:rPr>
-          <w:color w:val="282C34"/>
-          <w:sz w:val="21"/>
-        </w:rPr>
-        <w:t>) between the reactive near-field and the radiative far-field is mathematically defined by:</w:t>
+        <w:t>The transition boundary (radian distance r_boundary) between the reactive near-field and the radiative far-field is mathematically defined by:</w:t>
       </w:r>
     </w:p>
-    <w:p>
-      <w:pPr>
-        <w:spacing w:after="80"/>
-      </w:pPr>
-      <w:r>
-        <w:rPr>
-          <w:i/>
-          <w:color w:val="145AA0"/>
-          <w:sz w:val="21"/>
-        </w:rPr>
-      </w:r>
-      <w:r>
-        <w:rPr>
-          <w:color w:val="282C34"/>
-          <w:sz w:val="21"/>
-        </w:rPr>
-        <w:t>r_{boundary} = \frac{\lambda}{2\pi} = \frac{22.12\text{ m}}{2\pi} \approx 3.52\text{ meters}</w:t>
-      </w:r>
-      <w:r>
-        <w:rPr>
-          <w:i/>
-          <w:color w:val="145AA0"/>
-          <w:sz w:val="21"/>
-        </w:rPr>
-      </w:r>
-    </w:p>
+    <w:tbl>
+      <w:tblPr>
+        <w:tblW w:type="auto" w:w="0"/>
+        <w:jc w:val="center"/>
+        <w:tblLook w:firstColumn="1" w:firstRow="1" w:lastColumn="0" w:lastRow="0" w:noHBand="0" w:noVBand="1" w:val="04A0"/>
+      </w:tblPr>
+      <w:tblGrid>
+        <w:gridCol w:w="9792"/>
+      </w:tblGrid>
+      <w:tr>
+        <w:tc>
+          <w:tcPr>
+            <w:tcW w:type="dxa" w:w="9792"/>
+            <w:shd w:fill="F5F6F8"/>
+            <w:tcMar>
+              <w:top w:w="80" w:type="dxa"/>
+              <w:bottom w:w="80" w:type="dxa"/>
+              <w:left w:w="140" w:type="dxa"/>
+              <w:right w:w="140" w:type="dxa"/>
+            </w:tcMar>
+            <w:tcBorders>
+              <w:left w:val="single" w:sz="18" w:space="0" w:color="CBD5E0"/>
+              <w:top w:val="none"/>
+              <w:right w:val="none"/>
+              <w:bottom w:val="none"/>
+            </w:tcBorders>
+          </w:tcPr>
+          <w:p>
+            <w:pPr>
+              <w:spacing w:line="240" w:lineRule="auto" w:after="0"/>
+            </w:pPr>
+            <w:r>
+              <w:rPr>
+                <w:rFonts w:ascii="Consolas" w:hAnsi="Consolas"/>
+                <w:color w:val="2D3748"/>
+                <w:sz w:val="18"/>
+              </w:rPr>
+              <w:t>r_boundary = λ / 2π = (22.12 m) / 2π ≈ 3.52 meters</w:t>
+            </w:r>
+          </w:p>
+        </w:tc>
+      </w:tr>
+    </w:tbl>
+    <w:p/>
     <w:p>
       <w:pPr>
         <w:pStyle w:val="ListBullet"/>
@@ -223,52 +229,7 @@
           <w:color w:val="282C34"/>
           <w:sz w:val="21"/>
         </w:rPr>
-        <w:t xml:space="preserve">: In all NFC applications, the physical distance </w:t>
-      </w:r>
-      <w:r>
-        <w:rPr>
-          <w:i/>
-          <w:color w:val="145AA0"/>
-          <w:sz w:val="21"/>
-        </w:rPr>
-        <w:t>d</w:t>
-      </w:r>
-      <w:r>
-        <w:rPr>
-          <w:color w:val="282C34"/>
-          <w:sz w:val="21"/>
-        </w:rPr>
-        <w:t xml:space="preserve"> between reader and card is typically </w:t>
-      </w:r>
-      <w:r>
-        <w:rPr>
-          <w:i/>
-          <w:color w:val="145AA0"/>
-          <w:sz w:val="21"/>
-        </w:rPr>
-        <w:t>1 to 4 cm</w:t>
-      </w:r>
-      <w:r>
-        <w:rPr>
-          <w:color w:val="282C34"/>
-          <w:sz w:val="21"/>
-        </w:rPr>
-        <w:t xml:space="preserve"> (maximum </w:t>
-      </w:r>
-      <w:r>
-        <w:rPr>
-          <w:i/>
-          <w:color w:val="145AA0"/>
-          <w:sz w:val="21"/>
-        </w:rPr>
-        <w:t>10 cm</w:t>
-      </w:r>
-      <w:r>
-        <w:rPr>
-          <w:color w:val="282C34"/>
-          <w:sz w:val="21"/>
-        </w:rPr>
-        <w:t>).</w:t>
+        <w:t>: In all NFC applications, the physical distance d between reader and card is typically 1 to 4 cm (maximum 10 cm).</w:t>
       </w:r>
     </w:p>
     <w:p>
@@ -290,37 +251,7 @@
           <w:color w:val="282C34"/>
           <w:sz w:val="21"/>
         </w:rPr>
-        <w:t xml:space="preserve">: Because </w:t>
-      </w:r>
-      <w:r>
-        <w:rPr>
-          <w:i/>
-          <w:color w:val="145AA0"/>
-          <w:sz w:val="21"/>
-        </w:rPr>
-        <w:t>d \ll 3.52 m</w:t>
-      </w:r>
-      <w:r>
-        <w:rPr>
-          <w:color w:val="282C34"/>
-          <w:sz w:val="21"/>
-        </w:rPr>
-        <w:t xml:space="preserve">, the electric field component </w:t>
-      </w:r>
-      <w:r>
-        <w:rPr>
-          <w:i/>
-          <w:color w:val="145AA0"/>
-          <w:sz w:val="21"/>
-        </w:rPr>
-        <w:t>E</w:t>
-      </w:r>
-      <w:r>
-        <w:rPr>
-          <w:color w:val="282C34"/>
-          <w:sz w:val="21"/>
-        </w:rPr>
-        <w:t xml:space="preserve"> is negligible. The reader antenna does </w:t>
+        <w:t xml:space="preserve">: Because d &lt;&lt; 3.52 m, the electric field component E is negligible. The reader antenna does </w:t>
       </w:r>
       <w:r>
         <w:rPr>
@@ -350,22 +281,7 @@
           <w:color w:val="282C34"/>
           <w:sz w:val="21"/>
         </w:rPr>
-        <w:t xml:space="preserve">, creating an alternating magnetic flux density </w:t>
-      </w:r>
-      <w:r>
-        <w:rPr>
-          <w:i/>
-          <w:color w:val="145AA0"/>
-          <w:sz w:val="21"/>
-        </w:rPr>
-        <w:t>B(t)</w:t>
-      </w:r>
-      <w:r>
-        <w:rPr>
-          <w:color w:val="282C34"/>
-          <w:sz w:val="21"/>
-        </w:rPr>
-        <w:t xml:space="preserve"> that penetrates the secondary coil (the tag).</w:t>
+        <w:t>, creating an alternating magnetic flux density B(t) that penetrates the secondary coil (the tag).</w:t>
       </w:r>
     </w:p>
     <w:tbl>
@@ -452,24 +368,7 @@
           <w:color w:val="4682B4"/>
           <w:sz w:val="24"/>
         </w:rPr>
-        <w:t>1.2 Biot-Savart Law and Magnetic Field Strength (</w:t>
-      </w:r>
-      <w:r>
-        <w:rPr>
-          <w:b/>
-          <w:i/>
-          <w:color w:val="145AA0"/>
-          <w:sz w:val="24"/>
-        </w:rPr>
-        <w:t>H</w:t>
-      </w:r>
-      <w:r>
-        <w:rPr>
-          <w:b/>
-          <w:color w:val="4682B4"/>
-          <w:sz w:val="24"/>
-        </w:rPr>
-        <w:t>)</w:t>
+        <w:t>1.2 Biot-Savart Law and Magnetic Field Strength (H)</w:t>
       </w:r>
     </w:p>
     <w:p>
@@ -481,108 +380,133 @@
           <w:color w:val="282C34"/>
           <w:sz w:val="21"/>
         </w:rPr>
-        <w:t xml:space="preserve">The magnetic field strength </w:t>
-      </w:r>
-      <w:r>
-        <w:rPr>
-          <w:i/>
-          <w:color w:val="145AA0"/>
-          <w:sz w:val="21"/>
-        </w:rPr>
-        <w:t>H(x)</w:t>
-      </w:r>
-      <w:r>
-        <w:rPr>
-          <w:color w:val="282C34"/>
-          <w:sz w:val="21"/>
-        </w:rPr>
-        <w:t xml:space="preserve"> generated along the central normal axis </w:t>
-      </w:r>
-      <w:r>
-        <w:rPr>
-          <w:i/>
-          <w:color w:val="145AA0"/>
-          <w:sz w:val="21"/>
-        </w:rPr>
-        <w:t>x</w:t>
-      </w:r>
-      <w:r>
-        <w:rPr>
-          <w:color w:val="282C34"/>
-          <w:sz w:val="21"/>
-        </w:rPr>
-        <w:t xml:space="preserve"> of a circular PCB loop antenna with radius </w:t>
-      </w:r>
-      <w:r>
-        <w:rPr>
-          <w:i/>
-          <w:color w:val="145AA0"/>
-          <w:sz w:val="21"/>
-        </w:rPr>
-        <w:t>r</w:t>
-      </w:r>
-      <w:r>
-        <w:rPr>
-          <w:color w:val="282C34"/>
-          <w:sz w:val="21"/>
-        </w:rPr>
-        <w:t xml:space="preserve">, turn count </w:t>
-      </w:r>
-      <w:r>
-        <w:rPr>
-          <w:i/>
-          <w:color w:val="145AA0"/>
-          <w:sz w:val="21"/>
-        </w:rPr>
-        <w:t>N</w:t>
-      </w:r>
-      <w:r>
-        <w:rPr>
-          <w:color w:val="282C34"/>
-          <w:sz w:val="21"/>
-        </w:rPr>
-        <w:t xml:space="preserve">, and peak current </w:t>
-      </w:r>
-      <w:r>
-        <w:rPr>
-          <w:i/>
-          <w:color w:val="145AA0"/>
-          <w:sz w:val="21"/>
-        </w:rPr>
-        <w:t>I</w:t>
-      </w:r>
-      <w:r>
-        <w:rPr>
-          <w:color w:val="282C34"/>
-          <w:sz w:val="21"/>
-        </w:rPr>
-        <w:t xml:space="preserve"> is calculated using the Biot-Savart law:</w:t>
+        <w:t>The magnetic field strength H(x) generated along the central normal axis x of a circular PCB loop antenna with radius r, turn count N, and peak current I is calculated using the Biot-Savart law:</w:t>
       </w:r>
     </w:p>
+    <w:tbl>
+      <w:tblPr>
+        <w:tblW w:type="auto" w:w="0"/>
+        <w:jc w:val="center"/>
+        <w:tblLook w:firstColumn="1" w:firstRow="1" w:lastColumn="0" w:lastRow="0" w:noHBand="0" w:noVBand="1" w:val="04A0"/>
+      </w:tblPr>
+      <w:tblGrid>
+        <w:gridCol w:w="9792"/>
+      </w:tblGrid>
+      <w:tr>
+        <w:tc>
+          <w:tcPr>
+            <w:tcW w:type="dxa" w:w="9792"/>
+            <w:shd w:fill="F5F6F8"/>
+            <w:tcMar>
+              <w:top w:w="80" w:type="dxa"/>
+              <w:bottom w:w="80" w:type="dxa"/>
+              <w:left w:w="140" w:type="dxa"/>
+              <w:right w:w="140" w:type="dxa"/>
+            </w:tcMar>
+            <w:tcBorders>
+              <w:left w:val="single" w:sz="18" w:space="0" w:color="CBD5E0"/>
+              <w:top w:val="none"/>
+              <w:right w:val="none"/>
+              <w:bottom w:val="none"/>
+            </w:tcBorders>
+          </w:tcPr>
+          <w:p>
+            <w:pPr>
+              <w:spacing w:line="240" w:lineRule="auto" w:after="0"/>
+            </w:pPr>
+            <w:r>
+              <w:rPr>
+                <w:rFonts w:ascii="Consolas" w:hAnsi="Consolas"/>
+                <w:color w:val="2D3748"/>
+                <w:sz w:val="18"/>
+              </w:rPr>
+              <w:t>H(x) = (I * N * r^2) / [ 2 * (r^2 + x^2)^(3/2) ]  [A/m]</w:t>
+            </w:r>
+          </w:p>
+        </w:tc>
+      </w:tr>
+    </w:tbl>
+    <w:p/>
     <w:p>
       <w:pPr>
         <w:spacing w:after="80"/>
       </w:pPr>
       <w:r>
         <w:rPr>
-          <w:i/>
-          <w:color w:val="145AA0"/>
+          <w:color w:val="282C34"/>
           <w:sz w:val="21"/>
         </w:rPr>
+        <w:t>Where:</w:t>
       </w:r>
+    </w:p>
+    <w:p>
+      <w:pPr>
+        <w:pStyle w:val="ListBullet"/>
+        <w:spacing w:after="40"/>
+        <w:ind w:left="360"/>
+      </w:pPr>
       <w:r>
         <w:rPr>
           <w:color w:val="282C34"/>
           <w:sz w:val="21"/>
         </w:rPr>
-        <w:t>H(x) = \frac{I \cdot N \cdot r^2}{2 \left(r^2 + x^2\right)^{3/2}} \quad [\text{A/m}]</w:t>
+        <w:t>H(x): Magnetic field strength along the central coil axis at distance x (A/m)</w:t>
       </w:r>
+    </w:p>
+    <w:p>
+      <w:pPr>
+        <w:pStyle w:val="ListBullet"/>
+        <w:spacing w:after="40"/>
+        <w:ind w:left="360"/>
+      </w:pPr>
       <w:r>
         <w:rPr>
-          <w:i/>
-          <w:color w:val="145AA0"/>
+          <w:color w:val="282C34"/>
           <w:sz w:val="21"/>
         </w:rPr>
+        <w:t>I: Current flowing through the loop antenna coil (A)</w:t>
+      </w:r>
+    </w:p>
+    <w:p>
+      <w:pPr>
+        <w:pStyle w:val="ListBullet"/>
+        <w:spacing w:after="40"/>
+        <w:ind w:left="360"/>
+      </w:pPr>
+      <w:r>
+        <w:rPr>
+          <w:color w:val="282C34"/>
+          <w:sz w:val="21"/>
+        </w:rPr>
+        <w:t>N: Number of antenna coil conductor turns</w:t>
+      </w:r>
+    </w:p>
+    <w:p>
+      <w:pPr>
+        <w:pStyle w:val="ListBullet"/>
+        <w:spacing w:after="40"/>
+        <w:ind w:left="360"/>
+      </w:pPr>
+      <w:r>
+        <w:rPr>
+          <w:color w:val="282C34"/>
+          <w:sz w:val="21"/>
+        </w:rPr>
+        <w:t>r: Radius of the circular antenna loop (m)</w:t>
+      </w:r>
+    </w:p>
+    <w:p>
+      <w:pPr>
+        <w:pStyle w:val="ListBullet"/>
+        <w:spacing w:after="40"/>
+        <w:ind w:left="360"/>
+      </w:pPr>
+      <w:r>
+        <w:rPr>
+          <w:color w:val="282C34"/>
+          <w:sz w:val="21"/>
+        </w:rPr>
+        <w:t>x: Axial distance from the plane of the antenna (m)</w:t>
       </w:r>
     </w:p>
     <w:p>
@@ -594,30 +518,15 @@
           <w:color w:val="282C34"/>
           <w:sz w:val="21"/>
         </w:rPr>
-        <w:t xml:space="preserve">For a rectangular planar antenna with dimensions </w:t>
+        <w:t xml:space="preserve">For a rectangular planar antenna with dimensions a </w:t>
       </w:r>
       <w:r>
         <w:rPr>
           <w:i/>
-          <w:color w:val="145AA0"/>
-          <w:sz w:val="21"/>
-        </w:rPr>
-        <w:t>a × b</w:t>
-      </w:r>
-      <w:r>
-        <w:rPr>
           <w:color w:val="282C34"/>
           <w:sz w:val="21"/>
         </w:rPr>
-        <w:t xml:space="preserve"> (width </w:t>
-      </w:r>
-      <w:r>
-        <w:rPr>
-          <w:i/>
-          <w:color w:val="145AA0"/>
-          <w:sz w:val="21"/>
-        </w:rPr>
-        <w:t>×</w:t>
+        <w:t xml:space="preserve"> b (width </w:t>
       </w:r>
       <w:r>
         <w:rPr>
@@ -627,32 +536,50 @@
         <w:t xml:space="preserve"> height):</w:t>
       </w:r>
     </w:p>
-    <w:p>
-      <w:pPr>
-        <w:spacing w:after="80"/>
-      </w:pPr>
-      <w:r>
-        <w:rPr>
-          <w:i/>
-          <w:color w:val="145AA0"/>
-          <w:sz w:val="21"/>
-        </w:rPr>
-      </w:r>
-      <w:r>
-        <w:rPr>
-          <w:color w:val="282C34"/>
-          <w:sz w:val="21"/>
-        </w:rPr>
-        <w:t>H(x) = \frac{I \cdot N \cdot a \cdot b}{4\pi \sqrt{x^2 + \left(\frac{a}{2}\right)^2 + \left(\frac{b}{2}\right)^2}} \left[ \frac{1}{x^2 + \left(\frac{a}{2}\right)^2} + \frac{1}{x^2 + \left(\frac{b}{2}\right)^2} \right]</w:t>
-      </w:r>
-      <w:r>
-        <w:rPr>
-          <w:i/>
-          <w:color w:val="145AA0"/>
-          <w:sz w:val="21"/>
-        </w:rPr>
-      </w:r>
-    </w:p>
+    <w:tbl>
+      <w:tblPr>
+        <w:tblW w:type="auto" w:w="0"/>
+        <w:jc w:val="center"/>
+        <w:tblLook w:firstColumn="1" w:firstRow="1" w:lastColumn="0" w:lastRow="0" w:noHBand="0" w:noVBand="1" w:val="04A0"/>
+      </w:tblPr>
+      <w:tblGrid>
+        <w:gridCol w:w="9792"/>
+      </w:tblGrid>
+      <w:tr>
+        <w:tc>
+          <w:tcPr>
+            <w:tcW w:type="dxa" w:w="9792"/>
+            <w:shd w:fill="F5F6F8"/>
+            <w:tcMar>
+              <w:top w:w="80" w:type="dxa"/>
+              <w:bottom w:w="80" w:type="dxa"/>
+              <w:left w:w="140" w:type="dxa"/>
+              <w:right w:w="140" w:type="dxa"/>
+            </w:tcMar>
+            <w:tcBorders>
+              <w:left w:val="single" w:sz="18" w:space="0" w:color="CBD5E0"/>
+              <w:top w:val="none"/>
+              <w:right w:val="none"/>
+              <w:bottom w:val="none"/>
+            </w:tcBorders>
+          </w:tcPr>
+          <w:p>
+            <w:pPr>
+              <w:spacing w:line="240" w:lineRule="auto" w:after="0"/>
+            </w:pPr>
+            <w:r>
+              <w:rPr>
+                <w:rFonts w:ascii="Consolas" w:hAnsi="Consolas"/>
+                <w:color w:val="2D3748"/>
+                <w:sz w:val="18"/>
+              </w:rPr>
+              <w:t>H(x) = (I * N * a * b) / (4π sqrt(x^2 + (a / 2)^2 + (b / 2)^2)) [ 1 / (x^2 + (a / 2)^2) + 1 / (x^2 + (b / 2)^2) ]</w:t>
+            </w:r>
+          </w:p>
+        </w:tc>
+      </w:tr>
+    </w:tbl>
+    <w:p/>
     <w:p>
       <w:pPr>
         <w:spacing w:before="160" w:after="80"/>
@@ -663,24 +590,7 @@
           <w:color w:val="4682B4"/>
           <w:sz w:val="24"/>
         </w:rPr>
-        <w:t>1.3 Magnetic Field Falloff Rate (</w:t>
-      </w:r>
-      <w:r>
-        <w:rPr>
-          <w:b/>
-          <w:i/>
-          <w:color w:val="145AA0"/>
-          <w:sz w:val="24"/>
-        </w:rPr>
-        <w:t>1/x^3</w:t>
-      </w:r>
-      <w:r>
-        <w:rPr>
-          <w:b/>
-          <w:color w:val="4682B4"/>
-          <w:sz w:val="24"/>
-        </w:rPr>
-        <w:t>)</w:t>
+        <w:t>1.3 Magnetic Field Falloff Rate (1/x^3)</w:t>
       </w:r>
     </w:p>
     <w:p>
@@ -692,65 +602,53 @@
           <w:color w:val="282C34"/>
           <w:sz w:val="21"/>
         </w:rPr>
-        <w:t>In the far field, radiated power decays according to the inverse-square law (</w:t>
-      </w:r>
-      <w:r>
-        <w:rPr>
-          <w:i/>
-          <w:color w:val="145AA0"/>
-          <w:sz w:val="21"/>
-        </w:rPr>
-        <w:t>1/r^2</w:t>
-      </w:r>
-      <w:r>
-        <w:rPr>
-          <w:color w:val="282C34"/>
-          <w:sz w:val="21"/>
-        </w:rPr>
-        <w:t xml:space="preserve">). In contrast, in the near-field inductive zone where </w:t>
-      </w:r>
-      <w:r>
-        <w:rPr>
-          <w:i/>
-          <w:color w:val="145AA0"/>
-          <w:sz w:val="21"/>
-        </w:rPr>
-        <w:t>x \gg r</w:t>
-      </w:r>
-      <w:r>
-        <w:rPr>
-          <w:color w:val="282C34"/>
-          <w:sz w:val="21"/>
-        </w:rPr>
-        <w:t>:</w:t>
+        <w:t>In the far field, radiated power decays according to the inverse-square law (1/r^2). In contrast, in the near-field inductive zone where x &gt;&gt; r:</w:t>
       </w:r>
     </w:p>
-    <w:p>
-      <w:pPr>
-        <w:spacing w:after="80"/>
-      </w:pPr>
-      <w:r>
-        <w:rPr>
-          <w:i/>
-          <w:color w:val="145AA0"/>
-          <w:sz w:val="21"/>
-        </w:rPr>
-      </w:r>
-      <w:r>
-        <w:rPr>
-          <w:color w:val="282C34"/>
-          <w:sz w:val="21"/>
-        </w:rPr>
-        <w:t>H(x) \propto \frac{1}{x^3}</w:t>
-      </w:r>
-      <w:r>
-        <w:rPr>
-          <w:i/>
-          <w:color w:val="145AA0"/>
-          <w:sz w:val="21"/>
-        </w:rPr>
-      </w:r>
-    </w:p>
+    <w:tbl>
+      <w:tblPr>
+        <w:tblW w:type="auto" w:w="0"/>
+        <w:jc w:val="center"/>
+        <w:tblLook w:firstColumn="1" w:firstRow="1" w:lastColumn="0" w:lastRow="0" w:noHBand="0" w:noVBand="1" w:val="04A0"/>
+      </w:tblPr>
+      <w:tblGrid>
+        <w:gridCol w:w="9792"/>
+      </w:tblGrid>
+      <w:tr>
+        <w:tc>
+          <w:tcPr>
+            <w:tcW w:type="dxa" w:w="9792"/>
+            <w:shd w:fill="F5F6F8"/>
+            <w:tcMar>
+              <w:top w:w="80" w:type="dxa"/>
+              <w:bottom w:w="80" w:type="dxa"/>
+              <w:left w:w="140" w:type="dxa"/>
+              <w:right w:w="140" w:type="dxa"/>
+            </w:tcMar>
+            <w:tcBorders>
+              <w:left w:val="single" w:sz="18" w:space="0" w:color="CBD5E0"/>
+              <w:top w:val="none"/>
+              <w:right w:val="none"/>
+              <w:bottom w:val="none"/>
+            </w:tcBorders>
+          </w:tcPr>
+          <w:p>
+            <w:pPr>
+              <w:spacing w:line="240" w:lineRule="auto" w:after="0"/>
+            </w:pPr>
+            <w:r>
+              <w:rPr>
+                <w:rFonts w:ascii="Consolas" w:hAnsi="Consolas"/>
+                <w:color w:val="2D3748"/>
+                <w:sz w:val="18"/>
+              </w:rPr>
+              <w:t>H(x) proportional to 1 / x^3</w:t>
+            </w:r>
+          </w:p>
+        </w:tc>
+      </w:tr>
+    </w:tbl>
+    <w:p/>
     <w:p>
       <w:pPr>
         <w:spacing w:after="80"/>
@@ -773,24 +671,7 @@
           <w:color w:val="4682B4"/>
           <w:sz w:val="24"/>
         </w:rPr>
-        <w:t>1.4 Mutual Inductance (</w:t>
-      </w:r>
-      <w:r>
-        <w:rPr>
-          <w:b/>
-          <w:i/>
-          <w:color w:val="145AA0"/>
-          <w:sz w:val="24"/>
-        </w:rPr>
-        <w:t>M</w:t>
-      </w:r>
-      <w:r>
-        <w:rPr>
-          <w:b/>
-          <w:color w:val="4682B4"/>
-          <w:sz w:val="24"/>
-        </w:rPr>
-        <w:t>) and Tag Power Harvesting</w:t>
+        <w:t>1.4 Mutual Inductance (M) and Tag Power Harvesting</w:t>
       </w:r>
     </w:p>
     <w:p>
@@ -802,50 +683,53 @@
           <w:color w:val="282C34"/>
           <w:sz w:val="21"/>
         </w:rPr>
-        <w:t xml:space="preserve">The voltage </w:t>
-      </w:r>
-      <w:r>
-        <w:rPr>
-          <w:i/>
-          <w:color w:val="145AA0"/>
-          <w:sz w:val="21"/>
-        </w:rPr>
-        <w:t>\mathcal{E_{tag(t)</w:t>
-      </w:r>
-      <w:r>
-        <w:rPr>
-          <w:color w:val="282C34"/>
-          <w:sz w:val="21"/>
-        </w:rPr>
-        <w:t xml:space="preserve"> induced in the tag antenna coil is governed by Faraday's law of electromagnetic induction:</w:t>
+        <w:t>The voltage E_tag(t) induced in the tag antenna coil is governed by Faraday's law of electromagnetic induction:</w:t>
       </w:r>
     </w:p>
-    <w:p>
-      <w:pPr>
-        <w:spacing w:after="80"/>
-      </w:pPr>
-      <w:r>
-        <w:rPr>
-          <w:i/>
-          <w:color w:val="145AA0"/>
-          <w:sz w:val="21"/>
-        </w:rPr>
-      </w:r>
-      <w:r>
-        <w:rPr>
-          <w:color w:val="282C34"/>
-          <w:sz w:val="21"/>
-        </w:rPr>
-        <w:t>\mathcal{E}_{tag}(t) = -N_{tag} \frac{d\Phi(t)}{dt} = -\omega \cdot M \cdot I_{reader} \cdot \cos(\omega t)</w:t>
-      </w:r>
-      <w:r>
-        <w:rPr>
-          <w:i/>
-          <w:color w:val="145AA0"/>
-          <w:sz w:val="21"/>
-        </w:rPr>
-      </w:r>
-    </w:p>
+    <w:tbl>
+      <w:tblPr>
+        <w:tblW w:type="auto" w:w="0"/>
+        <w:jc w:val="center"/>
+        <w:tblLook w:firstColumn="1" w:firstRow="1" w:lastColumn="0" w:lastRow="0" w:noHBand="0" w:noVBand="1" w:val="04A0"/>
+      </w:tblPr>
+      <w:tblGrid>
+        <w:gridCol w:w="9792"/>
+      </w:tblGrid>
+      <w:tr>
+        <w:tc>
+          <w:tcPr>
+            <w:tcW w:type="dxa" w:w="9792"/>
+            <w:shd w:fill="F5F6F8"/>
+            <w:tcMar>
+              <w:top w:w="80" w:type="dxa"/>
+              <w:bottom w:w="80" w:type="dxa"/>
+              <w:left w:w="140" w:type="dxa"/>
+              <w:right w:w="140" w:type="dxa"/>
+            </w:tcMar>
+            <w:tcBorders>
+              <w:left w:val="single" w:sz="18" w:space="0" w:color="CBD5E0"/>
+              <w:top w:val="none"/>
+              <w:right w:val="none"/>
+              <w:bottom w:val="none"/>
+            </w:tcBorders>
+          </w:tcPr>
+          <w:p>
+            <w:pPr>
+              <w:spacing w:line="240" w:lineRule="auto" w:after="0"/>
+            </w:pPr>
+            <w:r>
+              <w:rPr>
+                <w:rFonts w:ascii="Consolas" w:hAnsi="Consolas"/>
+                <w:color w:val="2D3748"/>
+                <w:sz w:val="18"/>
+              </w:rPr>
+              <w:t>E_tag(t) = -N_tag dΦ(t) / dt = -ω * M * I_reader * cos(ω t)</w:t>
+            </w:r>
+          </w:p>
+        </w:tc>
+      </w:tr>
+    </w:tbl>
+    <w:p/>
     <w:p>
       <w:pPr>
         <w:spacing w:after="80"/>
@@ -866,33 +750,10 @@
       </w:pPr>
       <w:r>
         <w:rPr>
-          <w:i/>
-          <w:color w:val="145AA0"/>
-          <w:sz w:val="21"/>
-        </w:rPr>
-        <w:t>\omega = 2\pi f_c \approx 85.2 × 10^6 rad/s</w:t>
-      </w:r>
-      <w:r>
-        <w:rPr>
           <w:color w:val="282C34"/>
           <w:sz w:val="21"/>
         </w:rPr>
-        <w:t xml:space="preserve"> (</w:t>
-      </w:r>
-      <w:r>
-        <w:rPr>
-          <w:i/>
-          <w:color w:val="145AA0"/>
-          <w:sz w:val="21"/>
-        </w:rPr>
-        <w:t>f_c = 13.56 MHz</w:t>
-      </w:r>
-      <w:r>
-        <w:rPr>
-          <w:color w:val="282C34"/>
-          <w:sz w:val="21"/>
-        </w:rPr>
-        <w:t>).</w:t>
+        <w:t>ω = 2π f_c ≈ 85.2 * 10^6 rad/s (f_c = 13.56 MHz).</w:t>
       </w:r>
     </w:p>
     <w:p>
@@ -903,18 +764,10 @@
       </w:pPr>
       <w:r>
         <w:rPr>
-          <w:i/>
-          <w:color w:val="145AA0"/>
-          <w:sz w:val="21"/>
-        </w:rPr>
-        <w:t>M = k \sqrt{L_{reader \cdot L_{tag</w:t>
-      </w:r>
-      <w:r>
-        <w:rPr>
           <w:color w:val="282C34"/>
           <w:sz w:val="21"/>
         </w:rPr>
-        <w:t xml:space="preserve"> is the mutual inductance.</w:t>
+        <w:t>M = k sqrt(L_reader * L_tag) is the mutual inductance.</w:t>
       </w:r>
     </w:p>
     <w:p>
@@ -925,33 +778,10 @@
       </w:pPr>
       <w:r>
         <w:rPr>
-          <w:i/>
-          <w:color w:val="145AA0"/>
-          <w:sz w:val="21"/>
-        </w:rPr>
-        <w:t>k</w:t>
-      </w:r>
-      <w:r>
-        <w:rPr>
           <w:color w:val="282C34"/>
           <w:sz w:val="21"/>
         </w:rPr>
-        <w:t xml:space="preserve"> is the inductive coupling coefficient (typically </w:t>
-      </w:r>
-      <w:r>
-        <w:rPr>
-          <w:i/>
-          <w:color w:val="145AA0"/>
-          <w:sz w:val="21"/>
-        </w:rPr>
-        <w:t>0.01 ≤ k ≤ 0.15</w:t>
-      </w:r>
-      <w:r>
-        <w:rPr>
-          <w:color w:val="282C34"/>
-          <w:sz w:val="21"/>
-        </w:rPr>
-        <w:t xml:space="preserve"> in uncoupled/loosely coupled conditions).</w:t>
+        <w:t>k is the inductive coupling coefficient (typically 0.01 &lt;= k &lt;= 0.15 in uncoupled/loosely coupled conditions).</w:t>
       </w:r>
     </w:p>
     <w:p>
@@ -984,24 +814,7 @@
           <w:color w:val="184C78"/>
           <w:sz w:val="28"/>
         </w:rPr>
-        <w:t xml:space="preserve">2. Downlink Modulation: Reader to Card (PCD </w:t>
-      </w:r>
-      <w:r>
-        <w:rPr>
-          <w:b/>
-          <w:i/>
-          <w:color w:val="145AA0"/>
-          <w:sz w:val="28"/>
-        </w:rPr>
-        <w:t>\rightarrow</w:t>
-      </w:r>
-      <w:r>
-        <w:rPr>
-          <w:b/>
-          <w:color w:val="184C78"/>
-          <w:sz w:val="28"/>
-        </w:rPr>
-        <w:t xml:space="preserve"> PICC)</w:t>
+        <w:t>2. Downlink Modulation: Reader to Card (PCD -&gt; PICC)</w:t>
       </w:r>
     </w:p>
     <w:p>
@@ -1161,22 +974,7 @@
           <w:color w:val="282C34"/>
           <w:sz w:val="21"/>
         </w:rPr>
-        <w:t xml:space="preserve">: </w:t>
-      </w:r>
-      <w:r>
-        <w:rPr>
-          <w:i/>
-          <w:color w:val="145AA0"/>
-          <w:sz w:val="21"/>
-        </w:rPr>
-        <w:t>1 etu = 128 / f_c \approx 9.44\ µs</w:t>
-      </w:r>
-      <w:r>
-        <w:rPr>
-          <w:color w:val="282C34"/>
-          <w:sz w:val="21"/>
-        </w:rPr>
-        <w:t>.</w:t>
+        <w:t>: 1 etu = 128 / f_c ≈ 9.44\ µs.</w:t>
       </w:r>
     </w:p>
     <w:p>
@@ -1191,44 +989,14 @@
           <w:color w:val="282C34"/>
           <w:sz w:val="21"/>
         </w:rPr>
-        <w:t>Carrier Pause ($t_1$)</w:t>
+        <w:t>Carrier Pause (t_1)</w:t>
       </w:r>
       <w:r>
         <w:rPr>
           <w:color w:val="282C34"/>
           <w:sz w:val="21"/>
         </w:rPr>
-        <w:t xml:space="preserve">: The RF field is dropped to near-zero amplitude for a duration of </w:t>
-      </w:r>
-      <w:r>
-        <w:rPr>
-          <w:i/>
-          <w:color w:val="145AA0"/>
-          <w:sz w:val="21"/>
-        </w:rPr>
-        <w:t>t_1 = 2.0 to 3.0\ µs</w:t>
-      </w:r>
-      <w:r>
-        <w:rPr>
-          <w:color w:val="282C34"/>
-          <w:sz w:val="21"/>
-        </w:rPr>
-        <w:t xml:space="preserve"> (</w:t>
-      </w:r>
-      <w:r>
-        <w:rPr>
-          <w:i/>
-          <w:color w:val="145AA0"/>
-          <w:sz w:val="21"/>
-        </w:rPr>
-        <w:t>27 to 40</w:t>
-      </w:r>
-      <w:r>
-        <w:rPr>
-          <w:color w:val="282C34"/>
-          <w:sz w:val="21"/>
-        </w:rPr>
-        <w:t xml:space="preserve"> carrier cycles).</w:t>
+        <w:t>: The RF field is dropped to near-zero amplitude for a duration of t_1 = 2.0 to 3.0\ µs (27 to 40 carrier cycles).</w:t>
       </w:r>
     </w:p>
     <w:p>
@@ -1287,22 +1055,7 @@
           <w:color w:val="282C34"/>
           <w:sz w:val="21"/>
         </w:rPr>
-        <w:t xml:space="preserve"> of the bit interval (</w:t>
-      </w:r>
-      <w:r>
-        <w:rPr>
-          <w:i/>
-          <w:color w:val="145AA0"/>
-          <w:sz w:val="21"/>
-        </w:rPr>
-        <w:t>4.72\ µs</w:t>
-      </w:r>
-      <w:r>
-        <w:rPr>
-          <w:color w:val="282C34"/>
-          <w:sz w:val="21"/>
-        </w:rPr>
-        <w:t xml:space="preserve"> from the start).</w:t>
+        <w:t xml:space="preserve"> of the bit interval (4.72\ µs from the start).</w:t>
       </w:r>
     </w:p>
     <w:p>
@@ -1481,22 +1234,7 @@
                 <w:color w:val="282C34"/>
                 <w:sz w:val="20"/>
               </w:rPr>
-              <w:t xml:space="preserve"> Standard Miller coding or NRZ could result in prolonged periods of zero RF power during long sequences of zeros. The Modified Miller rules guarantee that the carrier is never interrupted for more than </w:t>
-            </w:r>
-            <w:r>
-              <w:rPr>
-                <w:i/>
-                <w:color w:val="145AA0"/>
-                <w:sz w:val="20"/>
-              </w:rPr>
-              <w:t>3.0\ µs</w:t>
-            </w:r>
-            <w:r>
-              <w:rPr>
-                <w:color w:val="282C34"/>
-                <w:sz w:val="20"/>
-              </w:rPr>
-              <w:t>, ensuring the passive card's power supply does not collapse.</w:t>
+              <w:t xml:space="preserve"> Standard Miller coding or NRZ could result in prolonged periods of zero RF power during long sequences of zeros. The Modified Miller rules guarantee that the carrier is never interrupted for more than 3.0\ µs, ensuring the passive card's power supply does not collapse.</w:t>
             </w:r>
           </w:p>
         </w:tc>
@@ -1540,7 +1278,7 @@
           <w:color w:val="282C34"/>
           <w:sz w:val="21"/>
         </w:rPr>
-        <w:t>Modulation Index ($m$)</w:t>
+        <w:t>Modulation Index (m)</w:t>
       </w:r>
       <w:r>
         <w:rPr>
@@ -1550,32 +1288,50 @@
         <w:t>:</w:t>
       </w:r>
     </w:p>
-    <w:p>
-      <w:pPr>
-        <w:spacing w:after="80"/>
-      </w:pPr>
-      <w:r>
-        <w:rPr>
-          <w:i/>
-          <w:color w:val="145AA0"/>
-          <w:sz w:val="21"/>
-        </w:rPr>
-      </w:r>
-      <w:r>
-        <w:rPr>
-          <w:color w:val="282C34"/>
-          <w:sz w:val="21"/>
-        </w:rPr>
-        <w:t>m = \frac{A - B}{A + B} \times 100\% \quad (8\% \le m \le 14\%)</w:t>
-      </w:r>
-      <w:r>
-        <w:rPr>
-          <w:i/>
-          <w:color w:val="145AA0"/>
-          <w:sz w:val="21"/>
-        </w:rPr>
-      </w:r>
-    </w:p>
+    <w:tbl>
+      <w:tblPr>
+        <w:tblW w:type="auto" w:w="0"/>
+        <w:jc w:val="center"/>
+        <w:tblLook w:firstColumn="1" w:firstRow="1" w:lastColumn="0" w:lastRow="0" w:noHBand="0" w:noVBand="1" w:val="04A0"/>
+      </w:tblPr>
+      <w:tblGrid>
+        <w:gridCol w:w="9792"/>
+      </w:tblGrid>
+      <w:tr>
+        <w:tc>
+          <w:tcPr>
+            <w:tcW w:type="dxa" w:w="9792"/>
+            <w:shd w:fill="F5F6F8"/>
+            <w:tcMar>
+              <w:top w:w="80" w:type="dxa"/>
+              <w:bottom w:w="80" w:type="dxa"/>
+              <w:left w:w="140" w:type="dxa"/>
+              <w:right w:w="140" w:type="dxa"/>
+            </w:tcMar>
+            <w:tcBorders>
+              <w:left w:val="single" w:sz="18" w:space="0" w:color="CBD5E0"/>
+              <w:top w:val="none"/>
+              <w:right w:val="none"/>
+              <w:bottom w:val="none"/>
+            </w:tcBorders>
+          </w:tcPr>
+          <w:p>
+            <w:pPr>
+              <w:spacing w:line="240" w:lineRule="auto" w:after="0"/>
+            </w:pPr>
+            <w:r>
+              <w:rPr>
+                <w:rFonts w:ascii="Consolas" w:hAnsi="Consolas"/>
+                <w:color w:val="2D3748"/>
+                <w:sz w:val="18"/>
+              </w:rPr>
+              <w:t>m = (A - B) / (A + B) * 100\% (8\% &lt;= m &lt;= 14\%)</w:t>
+            </w:r>
+          </w:p>
+        </w:tc>
+      </w:tr>
+    </w:tbl>
+    <w:p/>
     <w:p>
       <w:pPr>
         <w:spacing w:after="80"/>
@@ -1585,37 +1341,7 @@
           <w:color w:val="282C34"/>
           <w:sz w:val="21"/>
         </w:rPr>
-        <w:t xml:space="preserve">Where </w:t>
-      </w:r>
-      <w:r>
-        <w:rPr>
-          <w:i/>
-          <w:color w:val="145AA0"/>
-          <w:sz w:val="21"/>
-        </w:rPr>
-        <w:t>A</w:t>
-      </w:r>
-      <w:r>
-        <w:rPr>
-          <w:color w:val="282C34"/>
-          <w:sz w:val="21"/>
-        </w:rPr>
-        <w:t xml:space="preserve"> is the unmodulated carrier amplitude and </w:t>
-      </w:r>
-      <w:r>
-        <w:rPr>
-          <w:i/>
-          <w:color w:val="145AA0"/>
-          <w:sz w:val="21"/>
-        </w:rPr>
-        <w:t>B</w:t>
-      </w:r>
-      <w:r>
-        <w:rPr>
-          <w:color w:val="282C34"/>
-          <w:sz w:val="21"/>
-        </w:rPr>
-        <w:t xml:space="preserve"> is the modulated lower amplitude.</w:t>
+        <w:t>Where A is the unmodulated carrier amplitude and B is the modulated lower amplitude.</w:t>
       </w:r>
     </w:p>
     <w:p>
@@ -1666,22 +1392,7 @@
           <w:color w:val="282C34"/>
           <w:sz w:val="21"/>
         </w:rPr>
-        <w:t>High carrier amplitude (</w:t>
-      </w:r>
-      <w:r>
-        <w:rPr>
-          <w:i/>
-          <w:color w:val="145AA0"/>
-          <w:sz w:val="21"/>
-        </w:rPr>
-        <w:t>A</w:t>
-      </w:r>
-      <w:r>
-        <w:rPr>
-          <w:color w:val="282C34"/>
-          <w:sz w:val="21"/>
-        </w:rPr>
-        <w:t xml:space="preserve">) represents logic </w:t>
+        <w:t xml:space="preserve">High carrier amplitude (A) represents logic </w:t>
       </w:r>
       <w:r>
         <w:rPr>
@@ -1710,22 +1421,7 @@
           <w:color w:val="282C34"/>
           <w:sz w:val="21"/>
         </w:rPr>
-        <w:t>Lower carrier amplitude (</w:t>
-      </w:r>
-      <w:r>
-        <w:rPr>
-          <w:i/>
-          <w:color w:val="145AA0"/>
-          <w:sz w:val="21"/>
-        </w:rPr>
-        <w:t>B</w:t>
-      </w:r>
-      <w:r>
-        <w:rPr>
-          <w:color w:val="282C34"/>
-          <w:sz w:val="21"/>
-        </w:rPr>
-        <w:t xml:space="preserve">) represents logic </w:t>
+        <w:t xml:space="preserve">Lower carrier amplitude (B) represents logic </w:t>
       </w:r>
       <w:r>
         <w:rPr>
@@ -2018,24 +1714,7 @@
           <w:color w:val="184C78"/>
           <w:sz w:val="28"/>
         </w:rPr>
-        <w:t xml:space="preserve">3. Uplink Modulation: Card to Reader (PICC </w:t>
-      </w:r>
-      <w:r>
-        <w:rPr>
-          <w:b/>
-          <w:i/>
-          <w:color w:val="145AA0"/>
-          <w:sz w:val="28"/>
-        </w:rPr>
-        <w:t>\rightarrow</w:t>
-      </w:r>
-      <w:r>
-        <w:rPr>
-          <w:b/>
-          <w:color w:val="184C78"/>
-          <w:sz w:val="28"/>
-        </w:rPr>
-        <w:t xml:space="preserve"> PCD)</w:t>
+        <w:t>3. Uplink Modulation: Card to Reader (PICC -&gt; PCD)</w:t>
       </w:r>
     </w:p>
     <w:p>
@@ -2155,22 +1834,7 @@
           <w:color w:val="282C34"/>
           <w:sz w:val="21"/>
         </w:rPr>
-        <w:t xml:space="preserve">The reader antenna coil has an uncoupled input impedance </w:t>
-      </w:r>
-      <w:r>
-        <w:rPr>
-          <w:i/>
-          <w:color w:val="145AA0"/>
-          <w:sz w:val="21"/>
-        </w:rPr>
-        <w:t>Z_{in = R_1 + j\omega L_1</w:t>
-      </w:r>
-      <w:r>
-        <w:rPr>
-          <w:color w:val="282C34"/>
-          <w:sz w:val="21"/>
-        </w:rPr>
-        <w:t>.</w:t>
+        <w:t>The reader antenna coil has an uncoupled input impedance Z_in = R_1 + jω L_1.</w:t>
       </w:r>
     </w:p>
     <w:p>
@@ -2182,22 +1846,7 @@
           <w:color w:val="282C34"/>
           <w:sz w:val="21"/>
         </w:rPr>
-        <w:t xml:space="preserve">When a tag is coupled with mutual inductance </w:t>
-      </w:r>
-      <w:r>
-        <w:rPr>
-          <w:i/>
-          <w:color w:val="145AA0"/>
-          <w:sz w:val="21"/>
-        </w:rPr>
-        <w:t>M</w:t>
-      </w:r>
-      <w:r>
-        <w:rPr>
-          <w:color w:val="282C34"/>
-          <w:sz w:val="21"/>
-        </w:rPr>
-        <w:t xml:space="preserve">, the </w:t>
+        <w:t xml:space="preserve">When a tag is coupled with mutual inductance M, the </w:t>
       </w:r>
       <w:r>
         <w:rPr>
@@ -2212,48 +1861,63 @@
           <w:color w:val="282C34"/>
           <w:sz w:val="21"/>
         </w:rPr>
-        <w:t xml:space="preserve"> </w:t>
-      </w:r>
-      <w:r>
-        <w:rPr>
-          <w:i/>
-          <w:color w:val="145AA0"/>
-          <w:sz w:val="21"/>
-        </w:rPr>
-        <w:t>\Delta Z</w:t>
-      </w:r>
-      <w:r>
-        <w:rPr>
-          <w:color w:val="282C34"/>
-          <w:sz w:val="21"/>
-        </w:rPr>
-        <w:t xml:space="preserve"> seen at the reader's primary terminals is:</w:t>
+        <w:t xml:space="preserve"> Δ Z seen at the reader's primary terminals is:</w:t>
       </w:r>
     </w:p>
+    <w:tbl>
+      <w:tblPr>
+        <w:tblW w:type="auto" w:w="0"/>
+        <w:jc w:val="center"/>
+        <w:tblLook w:firstColumn="1" w:firstRow="1" w:lastColumn="0" w:lastRow="0" w:noHBand="0" w:noVBand="1" w:val="04A0"/>
+      </w:tblPr>
+      <w:tblGrid>
+        <w:gridCol w:w="9792"/>
+      </w:tblGrid>
+      <w:tr>
+        <w:tc>
+          <w:tcPr>
+            <w:tcW w:type="dxa" w:w="9792"/>
+            <w:shd w:fill="F5F6F8"/>
+            <w:tcMar>
+              <w:top w:w="80" w:type="dxa"/>
+              <w:bottom w:w="80" w:type="dxa"/>
+              <w:left w:w="140" w:type="dxa"/>
+              <w:right w:w="140" w:type="dxa"/>
+            </w:tcMar>
+            <w:tcBorders>
+              <w:left w:val="single" w:sz="18" w:space="0" w:color="CBD5E0"/>
+              <w:top w:val="none"/>
+              <w:right w:val="none"/>
+              <w:bottom w:val="none"/>
+            </w:tcBorders>
+          </w:tcPr>
+          <w:p>
+            <w:pPr>
+              <w:spacing w:line="240" w:lineRule="auto" w:after="0"/>
+            </w:pPr>
+            <w:r>
+              <w:rPr>
+                <w:rFonts w:ascii="Consolas" w:hAnsi="Consolas"/>
+                <w:color w:val="2D3748"/>
+                <w:sz w:val="18"/>
+              </w:rPr>
+              <w:t>Δ Z = (ω^2 M^2) / Z_tag</w:t>
+            </w:r>
+          </w:p>
+        </w:tc>
+      </w:tr>
+    </w:tbl>
+    <w:p/>
     <w:p>
       <w:pPr>
         <w:spacing w:after="80"/>
       </w:pPr>
       <w:r>
         <w:rPr>
-          <w:i/>
-          <w:color w:val="145AA0"/>
-          <w:sz w:val="21"/>
-        </w:rPr>
-      </w:r>
-      <w:r>
-        <w:rPr>
           <w:color w:val="282C34"/>
           <w:sz w:val="21"/>
         </w:rPr>
-        <w:t>\Delta Z = \frac{\omega^2 M^2}{Z_{tag}}</w:t>
-      </w:r>
-      <w:r>
-        <w:rPr>
-          <w:i/>
-          <w:color w:val="145AA0"/>
-          <w:sz w:val="21"/>
-        </w:rPr>
+        <w:t>Where Z_tag = R_tag + j(ω L_2 - 1 / (ω C_2)).</w:t>
       </w:r>
     </w:p>
     <w:p>
@@ -2265,64 +1929,7 @@
           <w:color w:val="282C34"/>
           <w:sz w:val="21"/>
         </w:rPr>
-        <w:t xml:space="preserve">Where </w:t>
-      </w:r>
-      <w:r>
-        <w:rPr>
-          <w:i/>
-          <w:color w:val="145AA0"/>
-          <w:sz w:val="21"/>
-        </w:rPr>
-        <w:t>Z_{tag = R_{tag + j≤ft(\omega L_2 - \frac{1{\omega C_2\right)</w:t>
-      </w:r>
-      <w:r>
-        <w:rPr>
-          <w:color w:val="282C34"/>
-          <w:sz w:val="21"/>
-        </w:rPr>
-        <w:t>.</w:t>
-      </w:r>
-    </w:p>
-    <w:p>
-      <w:pPr>
-        <w:spacing w:after="80"/>
-      </w:pPr>
-      <w:r>
-        <w:rPr>
-          <w:color w:val="282C34"/>
-          <w:sz w:val="21"/>
-        </w:rPr>
-        <w:t>When the tag turns on an internal MOSFET switch, connecting an extra load resistor (</w:t>
-      </w:r>
-      <w:r>
-        <w:rPr>
-          <w:i/>
-          <w:color w:val="145AA0"/>
-          <w:sz w:val="21"/>
-        </w:rPr>
-        <w:t>R_{mod</w:t>
-      </w:r>
-      <w:r>
-        <w:rPr>
-          <w:color w:val="282C34"/>
-          <w:sz w:val="21"/>
-        </w:rPr>
-        <w:t>) or tuning capacitor (</w:t>
-      </w:r>
-      <w:r>
-        <w:rPr>
-          <w:i/>
-          <w:color w:val="145AA0"/>
-          <w:sz w:val="21"/>
-        </w:rPr>
-        <w:t>C_{mod</w:t>
-      </w:r>
-      <w:r>
-        <w:rPr>
-          <w:color w:val="282C34"/>
-          <w:sz w:val="21"/>
-        </w:rPr>
-        <w:t>) across its antenna coil:</w:t>
+        <w:t>When the tag turns on an internal MOSFET switch, connecting an extra load resistor (R_mod) or tuning capacitor (C_mod) across its antenna coil:</w:t>
       </w:r>
     </w:p>
     <w:p>
@@ -2336,22 +1943,7 @@
           <w:color w:val="282C34"/>
           <w:sz w:val="21"/>
         </w:rPr>
-        <w:t xml:space="preserve">The tag's impedance </w:t>
-      </w:r>
-      <w:r>
-        <w:rPr>
-          <w:i/>
-          <w:color w:val="145AA0"/>
-          <w:sz w:val="21"/>
-        </w:rPr>
-        <w:t>Z_{tag</w:t>
-      </w:r>
-      <w:r>
-        <w:rPr>
-          <w:color w:val="282C34"/>
-          <w:sz w:val="21"/>
-        </w:rPr>
-        <w:t xml:space="preserve"> changes abruptly.</w:t>
+        <w:t>The tag's impedance Z_tag changes abruptly.</w:t>
       </w:r>
     </w:p>
     <w:p>
@@ -2365,22 +1957,7 @@
           <w:color w:val="282C34"/>
           <w:sz w:val="21"/>
         </w:rPr>
-        <w:t xml:space="preserve">The reflected impedance </w:t>
-      </w:r>
-      <w:r>
-        <w:rPr>
-          <w:i/>
-          <w:color w:val="145AA0"/>
-          <w:sz w:val="21"/>
-        </w:rPr>
-        <w:t>\Delta Z</w:t>
-      </w:r>
-      <w:r>
-        <w:rPr>
-          <w:color w:val="282C34"/>
-          <w:sz w:val="21"/>
-        </w:rPr>
-        <w:t xml:space="preserve"> changes proportionally.</w:t>
+        <w:t>The reflected impedance Δ Z changes proportionally.</w:t>
       </w:r>
     </w:p>
     <w:p>
@@ -2394,37 +1971,7 @@
           <w:color w:val="282C34"/>
           <w:sz w:val="21"/>
         </w:rPr>
-        <w:t xml:space="preserve">This creates a tiny voltage variation </w:t>
-      </w:r>
-      <w:r>
-        <w:rPr>
-          <w:i/>
-          <w:color w:val="145AA0"/>
-          <w:sz w:val="21"/>
-        </w:rPr>
-        <w:t>\Delta V</w:t>
-      </w:r>
-      <w:r>
-        <w:rPr>
-          <w:color w:val="282C34"/>
-          <w:sz w:val="21"/>
-        </w:rPr>
-        <w:t xml:space="preserve"> across the reader's primary antenna coil (</w:t>
-      </w:r>
-      <w:r>
-        <w:rPr>
-          <w:i/>
-          <w:color w:val="145AA0"/>
-          <w:sz w:val="21"/>
-        </w:rPr>
-        <w:t>V_{coil = V_0 ± \Delta V</w:t>
-      </w:r>
-      <w:r>
-        <w:rPr>
-          <w:color w:val="282C34"/>
-          <w:sz w:val="21"/>
-        </w:rPr>
-        <w:t>).</w:t>
+        <w:t>This creates a tiny voltage variation Δ V across the reader's primary antenna coil (V_coil = V_0 ± Δ V).</w:t>
       </w:r>
     </w:p>
     <w:p>
@@ -2438,37 +1985,7 @@
           <w:color w:val="282C34"/>
           <w:sz w:val="21"/>
         </w:rPr>
-        <w:t>The reader's analog front-end (AFE) detects and demodulates this small voltage fluctuation (</w:t>
-      </w:r>
-      <w:r>
-        <w:rPr>
-          <w:i/>
-          <w:color w:val="145AA0"/>
-          <w:sz w:val="21"/>
-        </w:rPr>
-        <w:t>\Delta V \approx 10 mV to 100 mV</w:t>
-      </w:r>
-      <w:r>
-        <w:rPr>
-          <w:color w:val="282C34"/>
-          <w:sz w:val="21"/>
-        </w:rPr>
-        <w:t xml:space="preserve"> riding on a </w:t>
-      </w:r>
-      <w:r>
-        <w:rPr>
-          <w:i/>
-          <w:color w:val="145AA0"/>
-          <w:sz w:val="21"/>
-        </w:rPr>
-        <w:t>10 V to 20 V</w:t>
-      </w:r>
-      <w:r>
-        <w:rPr>
-          <w:color w:val="282C34"/>
-          <w:sz w:val="21"/>
-        </w:rPr>
-        <w:t xml:space="preserve"> carrier).</w:t>
+        <w:t>The reader's analog front-end (AFE) detects and demodulates this small voltage fluctuation (Δ V ≈ 10 mV to 100 mV riding on a 10 V to 20 V carrier).</w:t>
       </w:r>
     </w:p>
     <w:p>
@@ -2493,37 +2010,7 @@
           <w:color w:val="282C34"/>
           <w:sz w:val="21"/>
         </w:rPr>
-        <w:t xml:space="preserve">If the tag modulated the carrier directly at 106 kbps, the sidebands would fall at </w:t>
-      </w:r>
-      <w:r>
-        <w:rPr>
-          <w:i/>
-          <w:color w:val="145AA0"/>
-          <w:sz w:val="21"/>
-        </w:rPr>
-        <w:t>13.56 MHz ± 106 kHz</w:t>
-      </w:r>
-      <w:r>
-        <w:rPr>
-          <w:color w:val="282C34"/>
-          <w:sz w:val="21"/>
-        </w:rPr>
-        <w:t>. At these offsets, the phase noise, amplitude flicker noise (</w:t>
-      </w:r>
-      <w:r>
-        <w:rPr>
-          <w:i/>
-          <w:color w:val="145AA0"/>
-          <w:sz w:val="21"/>
-        </w:rPr>
-        <w:t>1/f</w:t>
-      </w:r>
-      <w:r>
-        <w:rPr>
-          <w:color w:val="282C34"/>
-          <w:sz w:val="21"/>
-        </w:rPr>
-        <w:t xml:space="preserve"> noise), and carrier leakage from the high-power reader transmitter overwhelm the minute load-modulation signal.</w:t>
+        <w:t>If the tag modulated the carrier directly at 106 kbps, the sidebands would fall at 13.56 MHz ± 106 kHz. At these offsets, the phase noise, amplitude flicker noise (1/f noise), and carrier leakage from the high-power reader transmitter overwhelm the minute load-modulation signal.</w:t>
       </w:r>
     </w:p>
     <w:p>
@@ -2553,32 +2040,50 @@
         <w:t>:</w:t>
       </w:r>
     </w:p>
-    <w:p>
-      <w:pPr>
-        <w:spacing w:after="80"/>
-      </w:pPr>
-      <w:r>
-        <w:rPr>
-          <w:i/>
-          <w:color w:val="145AA0"/>
-          <w:sz w:val="21"/>
-        </w:rPr>
-      </w:r>
-      <w:r>
-        <w:rPr>
-          <w:color w:val="282C34"/>
-          <w:sz w:val="21"/>
-        </w:rPr>
-        <w:t>f_s = \frac{f_c}{16} = \frac{13.56\text{ MHz}}{16} = 847.5\text{ kHz} \approx 848\text{ kHz}</w:t>
-      </w:r>
-      <w:r>
-        <w:rPr>
-          <w:i/>
-          <w:color w:val="145AA0"/>
-          <w:sz w:val="21"/>
-        </w:rPr>
-      </w:r>
-    </w:p>
+    <w:tbl>
+      <w:tblPr>
+        <w:tblW w:type="auto" w:w="0"/>
+        <w:jc w:val="center"/>
+        <w:tblLook w:firstColumn="1" w:firstRow="1" w:lastColumn="0" w:lastRow="0" w:noHBand="0" w:noVBand="1" w:val="04A0"/>
+      </w:tblPr>
+      <w:tblGrid>
+        <w:gridCol w:w="9792"/>
+      </w:tblGrid>
+      <w:tr>
+        <w:tc>
+          <w:tcPr>
+            <w:tcW w:type="dxa" w:w="9792"/>
+            <w:shd w:fill="F5F6F8"/>
+            <w:tcMar>
+              <w:top w:w="80" w:type="dxa"/>
+              <w:bottom w:w="80" w:type="dxa"/>
+              <w:left w:w="140" w:type="dxa"/>
+              <w:right w:w="140" w:type="dxa"/>
+            </w:tcMar>
+            <w:tcBorders>
+              <w:left w:val="single" w:sz="18" w:space="0" w:color="CBD5E0"/>
+              <w:top w:val="none"/>
+              <w:right w:val="none"/>
+              <w:bottom w:val="none"/>
+            </w:tcBorders>
+          </w:tcPr>
+          <w:p>
+            <w:pPr>
+              <w:spacing w:line="240" w:lineRule="auto" w:after="0"/>
+            </w:pPr>
+            <w:r>
+              <w:rPr>
+                <w:rFonts w:ascii="Consolas" w:hAnsi="Consolas"/>
+                <w:color w:val="2D3748"/>
+                <w:sz w:val="18"/>
+              </w:rPr>
+              <w:t>f_s = f_c / 16 = (13.56 MHz) / 16 = 847.5 kHz ≈ 848 kHz</w:t>
+            </w:r>
+          </w:p>
+        </w:tc>
+      </w:tr>
+    </w:tbl>
+    <w:p/>
     <w:p>
       <w:pPr>
         <w:pStyle w:val="ListBullet"/>
@@ -2640,15 +2145,7 @@
           <w:color w:val="282C34"/>
           <w:sz w:val="21"/>
         </w:rPr>
-        <w:t xml:space="preserve">: </w:t>
-      </w:r>
-      <w:r>
-        <w:rPr>
-          <w:i/>
-          <w:color w:val="145AA0"/>
-          <w:sz w:val="21"/>
-        </w:rPr>
-        <w:t>13.56 MHz - 848 kHz = \mathbf{12.712 MHz</w:t>
+        <w:t>: 13.56 MHz - 848 kHz = 12.712 MHz</w:t>
       </w:r>
     </w:p>
     <w:p>
@@ -2670,15 +2167,7 @@
           <w:color w:val="282C34"/>
           <w:sz w:val="21"/>
         </w:rPr>
-        <w:t xml:space="preserve">: </w:t>
-      </w:r>
-      <w:r>
-        <w:rPr>
-          <w:i/>
-          <w:color w:val="145AA0"/>
-          <w:sz w:val="21"/>
-        </w:rPr>
-        <w:t>13.56 MHz + 848 kHz = \mathbf{14.408 MHz</w:t>
+        <w:t>: 13.56 MHz + 848 kHz = 14.408 MHz</w:t>
       </w:r>
     </w:p>
     <w:tbl>
@@ -3082,22 +2571,7 @@
                 <w:color w:val="282C34"/>
                 <w:sz w:val="18"/>
               </w:rPr>
-              <w:t xml:space="preserve"> (</w:t>
-            </w:r>
-            <w:r>
-              <w:rPr>
-                <w:i/>
-                <w:color w:val="145AA0"/>
-                <w:sz w:val="18"/>
-              </w:rPr>
-              <w:t>\Delta\theta = 180^\circ</w:t>
-            </w:r>
-            <w:r>
-              <w:rPr>
-                <w:color w:val="282C34"/>
-                <w:sz w:val="18"/>
-              </w:rPr>
-              <w:t>)</w:t>
+              <w:t xml:space="preserve"> (Δθ = 180°)</w:t>
             </w:r>
           </w:p>
         </w:tc>
@@ -3566,125 +3040,68 @@
           <w:color w:val="282C34"/>
           <w:sz w:val="21"/>
         </w:rPr>
-        <w:t xml:space="preserve">For a rectangular loop antenna on PCB with </w:t>
+        <w:t xml:space="preserve">For a rectangular loop antenna on PCB with N turns, conductor width w, conductor thickness t, track spacing s, outer dimensions a_out </w:t>
       </w:r>
       <w:r>
         <w:rPr>
           <w:i/>
-          <w:color w:val="145AA0"/>
+          <w:color w:val="282C34"/>
           <w:sz w:val="21"/>
         </w:rPr>
-        <w:t>N</w:t>
+        <w:t xml:space="preserve"> b_out, and inner dimensions a_in </w:t>
       </w:r>
       <w:r>
         <w:rPr>
           <w:color w:val="282C34"/>
           <w:sz w:val="21"/>
         </w:rPr>
-        <w:t xml:space="preserve"> turns, conductor width </w:t>
-      </w:r>
-      <w:r>
-        <w:rPr>
-          <w:i/>
-          <w:color w:val="145AA0"/>
-          <w:sz w:val="21"/>
-        </w:rPr>
-        <w:t>w</w:t>
-      </w:r>
-      <w:r>
-        <w:rPr>
-          <w:color w:val="282C34"/>
-          <w:sz w:val="21"/>
-        </w:rPr>
-        <w:t xml:space="preserve">, conductor thickness </w:t>
-      </w:r>
-      <w:r>
-        <w:rPr>
-          <w:i/>
-          <w:color w:val="145AA0"/>
-          <w:sz w:val="21"/>
-        </w:rPr>
-        <w:t>t</w:t>
-      </w:r>
-      <w:r>
-        <w:rPr>
-          <w:color w:val="282C34"/>
-          <w:sz w:val="21"/>
-        </w:rPr>
-        <w:t xml:space="preserve">, track spacing </w:t>
-      </w:r>
-      <w:r>
-        <w:rPr>
-          <w:i/>
-          <w:color w:val="145AA0"/>
-          <w:sz w:val="21"/>
-        </w:rPr>
-        <w:t>s</w:t>
-      </w:r>
-      <w:r>
-        <w:rPr>
-          <w:color w:val="282C34"/>
-          <w:sz w:val="21"/>
-        </w:rPr>
-        <w:t xml:space="preserve">, outer dimensions </w:t>
-      </w:r>
-      <w:r>
-        <w:rPr>
-          <w:i/>
-          <w:color w:val="145AA0"/>
-          <w:sz w:val="21"/>
-        </w:rPr>
-        <w:t>a_{out × b_{out</w:t>
-      </w:r>
-      <w:r>
-        <w:rPr>
-          <w:color w:val="282C34"/>
-          <w:sz w:val="21"/>
-        </w:rPr>
-        <w:t xml:space="preserve">, and inner dimensions </w:t>
-      </w:r>
-      <w:r>
-        <w:rPr>
-          <w:i/>
-          <w:color w:val="145AA0"/>
-          <w:sz w:val="21"/>
-        </w:rPr>
-        <w:t>a_{in × b_{in</w:t>
-      </w:r>
-      <w:r>
-        <w:rPr>
-          <w:color w:val="282C34"/>
-          <w:sz w:val="21"/>
-        </w:rPr>
-        <w:t>:</w:t>
+        <w:t xml:space="preserve"> b_in:</w:t>
       </w:r>
     </w:p>
-    <w:p>
-      <w:pPr>
-        <w:spacing w:after="80"/>
-      </w:pPr>
-      <w:r>
-        <w:rPr>
-          <w:i/>
-          <w:color w:val="145AA0"/>
-          <w:sz w:val="21"/>
-        </w:rPr>
-      </w:r>
-      <w:r>
-        <w:rPr>
-          <w:color w:val="282C34"/>
-          <w:sz w:val="21"/>
-        </w:rPr>
-        <w:t>L_{ant} = \frac{\mu_0 \mu_r}{\pi} \left[ -2(a + b) + 2\sqrt{a^2 + b^2} - a \cdot \ln\left(\frac{a + \sqrt{a^2 + b^2}}{b}\right) - b \cdot \ln\left(\frac{b + \sqrt{a^2 + b^2}}{a}\right) + a \cdot \ln\left(\frac{2a}{w+t}\right) + b \cdot \ln\left(\frac{2b}{w+t}\right) \right] \cdot N^{1.8}</w:t>
-      </w:r>
-      <w:r>
-        <w:rPr>
-          <w:i/>
-          <w:color w:val="145AA0"/>
-          <w:sz w:val="21"/>
-        </w:rPr>
-      </w:r>
-    </w:p>
+    <w:tbl>
+      <w:tblPr>
+        <w:tblW w:type="auto" w:w="0"/>
+        <w:jc w:val="center"/>
+        <w:tblLook w:firstColumn="1" w:firstRow="1" w:lastColumn="0" w:lastRow="0" w:noHBand="0" w:noVBand="1" w:val="04A0"/>
+      </w:tblPr>
+      <w:tblGrid>
+        <w:gridCol w:w="9792"/>
+      </w:tblGrid>
+      <w:tr>
+        <w:tc>
+          <w:tcPr>
+            <w:tcW w:type="dxa" w:w="9792"/>
+            <w:shd w:fill="F5F6F8"/>
+            <w:tcMar>
+              <w:top w:w="80" w:type="dxa"/>
+              <w:bottom w:w="80" w:type="dxa"/>
+              <w:left w:w="140" w:type="dxa"/>
+              <w:right w:w="140" w:type="dxa"/>
+            </w:tcMar>
+            <w:tcBorders>
+              <w:left w:val="single" w:sz="18" w:space="0" w:color="CBD5E0"/>
+              <w:top w:val="none"/>
+              <w:right w:val="none"/>
+              <w:bottom w:val="none"/>
+            </w:tcBorders>
+          </w:tcPr>
+          <w:p>
+            <w:pPr>
+              <w:spacing w:line="240" w:lineRule="auto" w:after="0"/>
+            </w:pPr>
+            <w:r>
+              <w:rPr>
+                <w:rFonts w:ascii="Consolas" w:hAnsi="Consolas"/>
+                <w:color w:val="2D3748"/>
+                <w:sz w:val="18"/>
+              </w:rPr>
+              <w:t>L_ant = (µ_0 µ_r) / π [ -2(a + b) + 2sqrt(a^2 + b^2) - a * ln((a + sqrt(a^2 + b^2)) / b) - b * ln((b + sqrt(a^2 + b^2)) / a) + a * ln(2a / (w+t)) + b * ln(2b / (w+t)) ] * N^1.8</w:t>
+            </w:r>
+          </w:p>
+        </w:tc>
+      </w:tr>
+    </w:tbl>
+    <w:p/>
     <w:p>
       <w:pPr>
         <w:spacing w:after="80"/>
@@ -3705,18 +3122,10 @@
       </w:pPr>
       <w:r>
         <w:rPr>
-          <w:i/>
-          <w:color w:val="145AA0"/>
-          <w:sz w:val="21"/>
-        </w:rPr>
-        <w:t>µ_0 = 4\pi × 10^{-7 H/m</w:t>
-      </w:r>
-      <w:r>
-        <w:rPr>
           <w:color w:val="282C34"/>
           <w:sz w:val="21"/>
         </w:rPr>
-        <w:t>.</w:t>
+        <w:t>µ_0 = 4π * 10^-7 H/m.</w:t>
       </w:r>
     </w:p>
     <w:p>
@@ -3727,18 +3136,10 @@
       </w:pPr>
       <w:r>
         <w:rPr>
-          <w:i/>
-          <w:color w:val="145AA0"/>
-          <w:sz w:val="21"/>
-        </w:rPr>
-        <w:t>a = \frac{a_{out + a_{in{2</w:t>
-      </w:r>
-      <w:r>
-        <w:rPr>
           <w:color w:val="282C34"/>
           <w:sz w:val="21"/>
         </w:rPr>
-        <w:t xml:space="preserve"> (mean length).</w:t>
+        <w:t>a = (a_out + a_in) / 2 (mean length).</w:t>
       </w:r>
     </w:p>
     <w:p>
@@ -3749,18 +3150,10 @@
       </w:pPr>
       <w:r>
         <w:rPr>
-          <w:i/>
-          <w:color w:val="145AA0"/>
-          <w:sz w:val="21"/>
-        </w:rPr>
-        <w:t>b = \frac{b_{out + b_{in{2</w:t>
-      </w:r>
-      <w:r>
-        <w:rPr>
           <w:color w:val="282C34"/>
           <w:sz w:val="21"/>
         </w:rPr>
-        <w:t xml:space="preserve"> (mean width).</w:t>
+        <w:t>b = (b_out + b_in) / 2 (mean width).</w:t>
       </w:r>
     </w:p>
     <w:p>
@@ -3792,65 +3185,53 @@
           <w:color w:val="282C34"/>
           <w:sz w:val="21"/>
         </w:rPr>
-        <w:t xml:space="preserve">A typical 4-turn rectangular PCB antenna of dimensions </w:t>
-      </w:r>
-      <w:r>
-        <w:rPr>
-          <w:i/>
-          <w:color w:val="145AA0"/>
-          <w:sz w:val="21"/>
-        </w:rPr>
-        <w:t>45 mm × 35 mm</w:t>
-      </w:r>
-      <w:r>
-        <w:rPr>
-          <w:color w:val="282C34"/>
-          <w:sz w:val="21"/>
-        </w:rPr>
-        <w:t xml:space="preserve"> with </w:t>
-      </w:r>
-      <w:r>
-        <w:rPr>
-          <w:i/>
-          <w:color w:val="145AA0"/>
-          <w:sz w:val="21"/>
-        </w:rPr>
-        <w:t>0.5 mm</w:t>
-      </w:r>
-      <w:r>
-        <w:rPr>
-          <w:color w:val="282C34"/>
-          <w:sz w:val="21"/>
-        </w:rPr>
-        <w:t xml:space="preserve"> track width yields:</w:t>
+        <w:t>A typical 4-turn rectangular PCB antenna of dimensions 45 mm * 35 mm with 0.5 mm track width yields:</w:t>
       </w:r>
     </w:p>
-    <w:p>
-      <w:pPr>
-        <w:spacing w:after="80"/>
-      </w:pPr>
-      <w:r>
-        <w:rPr>
-          <w:i/>
-          <w:color w:val="145AA0"/>
-          <w:sz w:val="21"/>
-        </w:rPr>
-      </w:r>
-      <w:r>
-        <w:rPr>
-          <w:color w:val="282C34"/>
-          <w:sz w:val="21"/>
-        </w:rPr>
-        <w:t>L_{ant} \approx 1.5\ \mu\text{H} \text{ to } 2.5\ \mu\text{H}, \quad R_{ant} \approx 0.8\ \Omega \text{ to } 1.5\ \Omega, \quad C_p \approx 2\text{ pF to } 5\text{ pF}</w:t>
-      </w:r>
-      <w:r>
-        <w:rPr>
-          <w:i/>
-          <w:color w:val="145AA0"/>
-          <w:sz w:val="21"/>
-        </w:rPr>
-      </w:r>
-    </w:p>
+    <w:tbl>
+      <w:tblPr>
+        <w:tblW w:type="auto" w:w="0"/>
+        <w:jc w:val="center"/>
+        <w:tblLook w:firstColumn="1" w:firstRow="1" w:lastColumn="0" w:lastRow="0" w:noHBand="0" w:noVBand="1" w:val="04A0"/>
+      </w:tblPr>
+      <w:tblGrid>
+        <w:gridCol w:w="9792"/>
+      </w:tblGrid>
+      <w:tr>
+        <w:tc>
+          <w:tcPr>
+            <w:tcW w:type="dxa" w:w="9792"/>
+            <w:shd w:fill="F5F6F8"/>
+            <w:tcMar>
+              <w:top w:w="80" w:type="dxa"/>
+              <w:bottom w:w="80" w:type="dxa"/>
+              <w:left w:w="140" w:type="dxa"/>
+              <w:right w:w="140" w:type="dxa"/>
+            </w:tcMar>
+            <w:tcBorders>
+              <w:left w:val="single" w:sz="18" w:space="0" w:color="CBD5E0"/>
+              <w:top w:val="none"/>
+              <w:right w:val="none"/>
+              <w:bottom w:val="none"/>
+            </w:tcBorders>
+          </w:tcPr>
+          <w:p>
+            <w:pPr>
+              <w:spacing w:line="240" w:lineRule="auto" w:after="0"/>
+            </w:pPr>
+            <w:r>
+              <w:rPr>
+                <w:rFonts w:ascii="Consolas" w:hAnsi="Consolas"/>
+                <w:color w:val="2D3748"/>
+                <w:sz w:val="18"/>
+              </w:rPr>
+              <w:t>L_ant ≈ 1.5\ µH to 2.5\ µH, R_ant ≈ 0.8\ Ω to 1.5\ Ω, C_p ≈ 2 pF to 5 pF</w:t>
+            </w:r>
+          </w:p>
+        </w:tc>
+      </w:tr>
+    </w:tbl>
+    <w:p/>
     <w:p>
       <w:pPr>
         <w:spacing w:before="160" w:after="80"/>
@@ -3861,24 +3242,7 @@
           <w:color w:val="4682B4"/>
           <w:sz w:val="24"/>
         </w:rPr>
-        <w:t>4.2 Antenna Quality Factor (</w:t>
-      </w:r>
-      <w:r>
-        <w:rPr>
-          <w:b/>
-          <w:i/>
-          <w:color w:val="145AA0"/>
-          <w:sz w:val="24"/>
-        </w:rPr>
-        <w:t>Q</w:t>
-      </w:r>
-      <w:r>
-        <w:rPr>
-          <w:b/>
-          <w:color w:val="4682B4"/>
-          <w:sz w:val="24"/>
-        </w:rPr>
-        <w:t>) and Bandwidth Trade-Off</w:t>
+        <w:t>4.2 Antenna Quality Factor (Q) and Bandwidth Trade-Off</w:t>
       </w:r>
     </w:p>
     <w:p>
@@ -3890,50 +3254,53 @@
           <w:color w:val="282C34"/>
           <w:sz w:val="21"/>
         </w:rPr>
-        <w:t>The Quality Factor (</w:t>
-      </w:r>
-      <w:r>
-        <w:rPr>
-          <w:i/>
-          <w:color w:val="145AA0"/>
-          <w:sz w:val="21"/>
-        </w:rPr>
-        <w:t>Q</w:t>
-      </w:r>
-      <w:r>
-        <w:rPr>
-          <w:color w:val="282C34"/>
-          <w:sz w:val="21"/>
-        </w:rPr>
-        <w:t>) of the antenna loop defines the ratio of stored energy to dissipated energy per cycle:</w:t>
+        <w:t>The Quality Factor (Q) of the antenna loop defines the ratio of stored energy to dissipated energy per cycle:</w:t>
       </w:r>
     </w:p>
-    <w:p>
-      <w:pPr>
-        <w:spacing w:after="80"/>
-      </w:pPr>
-      <w:r>
-        <w:rPr>
-          <w:i/>
-          <w:color w:val="145AA0"/>
-          <w:sz w:val="21"/>
-        </w:rPr>
-      </w:r>
-      <w:r>
-        <w:rPr>
-          <w:color w:val="282C34"/>
-          <w:sz w:val="21"/>
-        </w:rPr>
-        <w:t>Q = \frac{\omega \cdot L_{ant}}{R_{total}} = \frac{2\pi \cdot (13.56 \times 10^6) \cdot L_{ant}}{R_{ant} + R_Q}</w:t>
-      </w:r>
-      <w:r>
-        <w:rPr>
-          <w:i/>
-          <w:color w:val="145AA0"/>
-          <w:sz w:val="21"/>
-        </w:rPr>
-      </w:r>
-    </w:p>
+    <w:tbl>
+      <w:tblPr>
+        <w:tblW w:type="auto" w:w="0"/>
+        <w:jc w:val="center"/>
+        <w:tblLook w:firstColumn="1" w:firstRow="1" w:lastColumn="0" w:lastRow="0" w:noHBand="0" w:noVBand="1" w:val="04A0"/>
+      </w:tblPr>
+      <w:tblGrid>
+        <w:gridCol w:w="9792"/>
+      </w:tblGrid>
+      <w:tr>
+        <w:tc>
+          <w:tcPr>
+            <w:tcW w:type="dxa" w:w="9792"/>
+            <w:shd w:fill="F5F6F8"/>
+            <w:tcMar>
+              <w:top w:w="80" w:type="dxa"/>
+              <w:bottom w:w="80" w:type="dxa"/>
+              <w:left w:w="140" w:type="dxa"/>
+              <w:right w:w="140" w:type="dxa"/>
+            </w:tcMar>
+            <w:tcBorders>
+              <w:left w:val="single" w:sz="18" w:space="0" w:color="CBD5E0"/>
+              <w:top w:val="none"/>
+              <w:right w:val="none"/>
+              <w:bottom w:val="none"/>
+            </w:tcBorders>
+          </w:tcPr>
+          <w:p>
+            <w:pPr>
+              <w:spacing w:line="240" w:lineRule="auto" w:after="0"/>
+            </w:pPr>
+            <w:r>
+              <w:rPr>
+                <w:rFonts w:ascii="Consolas" w:hAnsi="Consolas"/>
+                <w:color w:val="2D3748"/>
+                <w:sz w:val="18"/>
+              </w:rPr>
+              <w:t>Q = (ω * L_ant) / R_total = (2π * (13.56 * 10^6) * L_ant) / (R_ant + R_Q)</w:t>
+            </w:r>
+          </w:p>
+        </w:tc>
+      </w:tr>
+    </w:tbl>
+    <w:p/>
     <w:p>
       <w:pPr>
         <w:spacing w:after="80"/>
@@ -3943,80 +3310,53 @@
           <w:color w:val="282C34"/>
           <w:sz w:val="21"/>
         </w:rPr>
-        <w:t xml:space="preserve">The </w:t>
-      </w:r>
-      <w:r>
-        <w:rPr>
-          <w:i/>
-          <w:color w:val="145AA0"/>
-          <w:sz w:val="21"/>
-        </w:rPr>
-        <w:t>-3 dB</w:t>
-      </w:r>
-      <w:r>
-        <w:rPr>
-          <w:color w:val="282C34"/>
-          <w:sz w:val="21"/>
-        </w:rPr>
-        <w:t xml:space="preserve"> RF operational bandwidth </w:t>
-      </w:r>
-      <w:r>
-        <w:rPr>
-          <w:i/>
-          <w:color w:val="145AA0"/>
-          <w:sz w:val="21"/>
-        </w:rPr>
-        <w:t>BW</w:t>
-      </w:r>
-      <w:r>
-        <w:rPr>
-          <w:color w:val="282C34"/>
-          <w:sz w:val="21"/>
-        </w:rPr>
-        <w:t xml:space="preserve"> is inversely proportional to </w:t>
-      </w:r>
-      <w:r>
-        <w:rPr>
-          <w:i/>
-          <w:color w:val="145AA0"/>
-          <w:sz w:val="21"/>
-        </w:rPr>
-        <w:t>Q</w:t>
-      </w:r>
-      <w:r>
-        <w:rPr>
-          <w:color w:val="282C34"/>
-          <w:sz w:val="21"/>
-        </w:rPr>
-        <w:t>:</w:t>
+        <w:t>The -3 dB RF operational bandwidth BW is inversely proportional to Q:</w:t>
       </w:r>
     </w:p>
-    <w:p>
-      <w:pPr>
-        <w:spacing w:after="80"/>
-      </w:pPr>
-      <w:r>
-        <w:rPr>
-          <w:i/>
-          <w:color w:val="145AA0"/>
-          <w:sz w:val="21"/>
-        </w:rPr>
-      </w:r>
-      <w:r>
-        <w:rPr>
-          <w:color w:val="282C34"/>
-          <w:sz w:val="21"/>
-        </w:rPr>
-        <w:t>BW = \frac{f_c}{Q} = \frac{13.56\text{ MHz}}{Q}</w:t>
-      </w:r>
-      <w:r>
-        <w:rPr>
-          <w:i/>
-          <w:color w:val="145AA0"/>
-          <w:sz w:val="21"/>
-        </w:rPr>
-      </w:r>
-    </w:p>
+    <w:tbl>
+      <w:tblPr>
+        <w:tblW w:type="auto" w:w="0"/>
+        <w:jc w:val="center"/>
+        <w:tblLook w:firstColumn="1" w:firstRow="1" w:lastColumn="0" w:lastRow="0" w:noHBand="0" w:noVBand="1" w:val="04A0"/>
+      </w:tblPr>
+      <w:tblGrid>
+        <w:gridCol w:w="9792"/>
+      </w:tblGrid>
+      <w:tr>
+        <w:tc>
+          <w:tcPr>
+            <w:tcW w:type="dxa" w:w="9792"/>
+            <w:shd w:fill="F5F6F8"/>
+            <w:tcMar>
+              <w:top w:w="80" w:type="dxa"/>
+              <w:bottom w:w="80" w:type="dxa"/>
+              <w:left w:w="140" w:type="dxa"/>
+              <w:right w:w="140" w:type="dxa"/>
+            </w:tcMar>
+            <w:tcBorders>
+              <w:left w:val="single" w:sz="18" w:space="0" w:color="CBD5E0"/>
+              <w:top w:val="none"/>
+              <w:right w:val="none"/>
+              <w:bottom w:val="none"/>
+            </w:tcBorders>
+          </w:tcPr>
+          <w:p>
+            <w:pPr>
+              <w:spacing w:line="240" w:lineRule="auto" w:after="0"/>
+            </w:pPr>
+            <w:r>
+              <w:rPr>
+                <w:rFonts w:ascii="Consolas" w:hAnsi="Consolas"/>
+                <w:color w:val="2D3748"/>
+                <w:sz w:val="18"/>
+              </w:rPr>
+              <w:t>BW = f_c / Q = (13.56 MHz) / Q</w:t>
+            </w:r>
+          </w:p>
+        </w:tc>
+      </w:tr>
+    </w:tbl>
+    <w:p/>
     <w:p>
       <w:pPr>
         <w:spacing w:before="120" w:after="40"/>
@@ -4128,37 +3468,7 @@
           <w:color w:val="282C34"/>
           <w:sz w:val="21"/>
         </w:rPr>
-        <w:t xml:space="preserve">: </w:t>
-      </w:r>
-      <w:r>
-        <w:rPr>
-          <w:i/>
-          <w:color w:val="145AA0"/>
-          <w:sz w:val="21"/>
-        </w:rPr>
-        <w:t>Q = \mathbf{20  to  30</w:t>
-      </w:r>
-      <w:r>
-        <w:rPr>
-          <w:color w:val="282C34"/>
-          <w:sz w:val="21"/>
-        </w:rPr>
-        <w:t xml:space="preserve"> (</w:t>
-      </w:r>
-      <w:r>
-        <w:rPr>
-          <w:i/>
-          <w:color w:val="145AA0"/>
-          <w:sz w:val="21"/>
-        </w:rPr>
-        <w:t>BW \approx 450 to 680 kHz</w:t>
-      </w:r>
-      <w:r>
-        <w:rPr>
-          <w:color w:val="282C34"/>
-          <w:sz w:val="21"/>
-        </w:rPr>
-        <w:t>).</w:t>
+        <w:t>: Q = 20 to 30 (BW ≈ 450 to 680 kHz).</w:t>
       </w:r>
     </w:p>
     <w:p>
@@ -4180,37 +3490,7 @@
           <w:color w:val="282C34"/>
           <w:sz w:val="21"/>
         </w:rPr>
-        <w:t xml:space="preserve">: </w:t>
-      </w:r>
-      <w:r>
-        <w:rPr>
-          <w:i/>
-          <w:color w:val="145AA0"/>
-          <w:sz w:val="21"/>
-        </w:rPr>
-        <w:t>Q = \mathbf{10  to  15</w:t>
-      </w:r>
-      <w:r>
-        <w:rPr>
-          <w:color w:val="282C34"/>
-          <w:sz w:val="21"/>
-        </w:rPr>
-        <w:t xml:space="preserve"> (</w:t>
-      </w:r>
-      <w:r>
-        <w:rPr>
-          <w:i/>
-          <w:color w:val="145AA0"/>
-          <w:sz w:val="21"/>
-        </w:rPr>
-        <w:t>BW \approx 900 kHz to  1.35 MHz</w:t>
-      </w:r>
-      <w:r>
-        <w:rPr>
-          <w:color w:val="282C34"/>
-          <w:sz w:val="21"/>
-        </w:rPr>
-        <w:t>).</w:t>
+        <w:t>: Q = 10 to 15 (BW ≈ 900 kHz to 1.35 MHz).</w:t>
       </w:r>
     </w:p>
     <w:p>
@@ -4222,22 +3502,7 @@
           <w:color w:val="282C34"/>
           <w:sz w:val="21"/>
         </w:rPr>
-        <w:t xml:space="preserve">To lower an antenna's natural </w:t>
-      </w:r>
-      <w:r>
-        <w:rPr>
-          <w:i/>
-          <w:color w:val="145AA0"/>
-          <w:sz w:val="21"/>
-        </w:rPr>
-        <w:t>Q</w:t>
-      </w:r>
-      <w:r>
-        <w:rPr>
-          <w:color w:val="282C34"/>
-          <w:sz w:val="21"/>
-        </w:rPr>
-        <w:t xml:space="preserve"> to the target value, hardware designers add dedicated </w:t>
+        <w:t xml:space="preserve">To lower an antenna's natural Q to the target value, hardware designers add dedicated </w:t>
       </w:r>
       <w:r>
         <w:rPr>
@@ -4245,7 +3510,7 @@
           <w:color w:val="282C34"/>
           <w:sz w:val="21"/>
         </w:rPr>
-        <w:t>damping resistors ($R_Q$)</w:t>
+        <w:t>damping resistors (R_Q)</w:t>
       </w:r>
       <w:r>
         <w:rPr>
@@ -4315,37 +3580,7 @@
           <w:color w:val="282C34"/>
           <w:sz w:val="21"/>
         </w:rPr>
-        <w:t xml:space="preserve">) operating from </w:t>
-      </w:r>
-      <w:r>
-        <w:rPr>
-          <w:i/>
-          <w:color w:val="145AA0"/>
-          <w:sz w:val="21"/>
-        </w:rPr>
-        <w:t>3.3V</w:t>
-      </w:r>
-      <w:r>
-        <w:rPr>
-          <w:color w:val="282C34"/>
-          <w:sz w:val="21"/>
-        </w:rPr>
-        <w:t xml:space="preserve"> or </w:t>
-      </w:r>
-      <w:r>
-        <w:rPr>
-          <w:i/>
-          <w:color w:val="145AA0"/>
-          <w:sz w:val="21"/>
-        </w:rPr>
-        <w:t>5V</w:t>
-      </w:r>
-      <w:r>
-        <w:rPr>
-          <w:color w:val="282C34"/>
-          <w:sz w:val="21"/>
-        </w:rPr>
-        <w:t xml:space="preserve"> supplies.</w:t>
+        <w:t>) operating from 3.3V or 5V supplies.</w:t>
       </w:r>
     </w:p>
     <w:p>
@@ -4401,37 +3636,7 @@
           <w:color w:val="282C34"/>
           <w:sz w:val="21"/>
         </w:rPr>
-        <w:t>: Transform the low-impedance inductive antenna (</w:t>
-      </w:r>
-      <w:r>
-        <w:rPr>
-          <w:i/>
-          <w:color w:val="145AA0"/>
-          <w:sz w:val="21"/>
-        </w:rPr>
-        <w:t>Z_{ant</w:t>
-      </w:r>
-      <w:r>
-        <w:rPr>
-          <w:color w:val="282C34"/>
-          <w:sz w:val="21"/>
-        </w:rPr>
-        <w:t>) to match the target driver output load (</w:t>
-      </w:r>
-      <w:r>
-        <w:rPr>
-          <w:i/>
-          <w:color w:val="145AA0"/>
-          <w:sz w:val="21"/>
-        </w:rPr>
-        <w:t>R_{load \approx 20\ \Omega  to  50\ \Omega</w:t>
-      </w:r>
-      <w:r>
-        <w:rPr>
-          <w:color w:val="282C34"/>
-          <w:sz w:val="21"/>
-        </w:rPr>
-        <w:t>).</w:t>
+        <w:t>: Transform the low-impedance inductive antenna (Z_ant) to match the target driver output load (R_load ≈ 20\ Ω to 50\ Ω).</w:t>
       </w:r>
     </w:p>
     <w:p>
@@ -4586,22 +3791,7 @@
           <w:color w:val="282C34"/>
           <w:sz w:val="21"/>
         </w:rPr>
-        <w:t xml:space="preserve">The EMC filter is a 2nd-order LC low-pass filter with cutoff frequency </w:t>
-      </w:r>
-      <w:r>
-        <w:rPr>
-          <w:i/>
-          <w:color w:val="145AA0"/>
-          <w:sz w:val="21"/>
-        </w:rPr>
-        <w:t>f_{EMC</w:t>
-      </w:r>
-      <w:r>
-        <w:rPr>
-          <w:color w:val="282C34"/>
-          <w:sz w:val="21"/>
-        </w:rPr>
-        <w:t xml:space="preserve"> selected between </w:t>
+        <w:t xml:space="preserve">The EMC filter is a 2nd-order LC low-pass filter with cutoff frequency f_EMC selected between </w:t>
       </w:r>
       <w:r>
         <w:rPr>
@@ -4619,32 +3809,50 @@
         <w:t>:</w:t>
       </w:r>
     </w:p>
-    <w:p>
-      <w:pPr>
-        <w:spacing w:after="80"/>
-      </w:pPr>
-      <w:r>
-        <w:rPr>
-          <w:i/>
-          <w:color w:val="145AA0"/>
-          <w:sz w:val="21"/>
-        </w:rPr>
-      </w:r>
-      <w:r>
-        <w:rPr>
-          <w:color w:val="282C34"/>
-          <w:sz w:val="21"/>
-        </w:rPr>
-        <w:t>f_{EMC} = \frac{1}{2\pi \sqrt{L_0 \cdot C_0}} \approx 20\text{ MHz}</w:t>
-      </w:r>
-      <w:r>
-        <w:rPr>
-          <w:i/>
-          <w:color w:val="145AA0"/>
-          <w:sz w:val="21"/>
-        </w:rPr>
-      </w:r>
-    </w:p>
+    <w:tbl>
+      <w:tblPr>
+        <w:tblW w:type="auto" w:w="0"/>
+        <w:jc w:val="center"/>
+        <w:tblLook w:firstColumn="1" w:firstRow="1" w:lastColumn="0" w:lastRow="0" w:noHBand="0" w:noVBand="1" w:val="04A0"/>
+      </w:tblPr>
+      <w:tblGrid>
+        <w:gridCol w:w="9792"/>
+      </w:tblGrid>
+      <w:tr>
+        <w:tc>
+          <w:tcPr>
+            <w:tcW w:type="dxa" w:w="9792"/>
+            <w:shd w:fill="F5F6F8"/>
+            <w:tcMar>
+              <w:top w:w="80" w:type="dxa"/>
+              <w:bottom w:w="80" w:type="dxa"/>
+              <w:left w:w="140" w:type="dxa"/>
+              <w:right w:w="140" w:type="dxa"/>
+            </w:tcMar>
+            <w:tcBorders>
+              <w:left w:val="single" w:sz="18" w:space="0" w:color="CBD5E0"/>
+              <w:top w:val="none"/>
+              <w:right w:val="none"/>
+              <w:bottom w:val="none"/>
+            </w:tcBorders>
+          </w:tcPr>
+          <w:p>
+            <w:pPr>
+              <w:spacing w:line="240" w:lineRule="auto" w:after="0"/>
+            </w:pPr>
+            <w:r>
+              <w:rPr>
+                <w:rFonts w:ascii="Consolas" w:hAnsi="Consolas"/>
+                <w:color w:val="2D3748"/>
+                <w:sz w:val="18"/>
+              </w:rPr>
+              <w:t>f_EMC = 1 / (2π sqrt(L_0 * C_0)) ≈ 20 MHz</w:t>
+            </w:r>
+          </w:p>
+        </w:tc>
+      </w:tr>
+    </w:tbl>
+    <w:p/>
     <w:p>
       <w:pPr>
         <w:spacing w:after="80"/>
@@ -4665,48 +3873,10 @@
       </w:pPr>
       <w:r>
         <w:rPr>
-          <w:i/>
-          <w:color w:val="145AA0"/>
-          <w:sz w:val="21"/>
-        </w:rPr>
-        <w:t>L_0 = 470 nH</w:t>
-      </w:r>
-      <w:r>
-        <w:rPr>
           <w:color w:val="282C34"/>
           <w:sz w:val="21"/>
         </w:rPr>
-        <w:t xml:space="preserve"> or </w:t>
-      </w:r>
-      <w:r>
-        <w:rPr>
-          <w:i/>
-          <w:color w:val="145AA0"/>
-          <w:sz w:val="21"/>
-        </w:rPr>
-        <w:t>560 nH</w:t>
-      </w:r>
-      <w:r>
-        <w:rPr>
-          <w:color w:val="282C34"/>
-          <w:sz w:val="21"/>
-        </w:rPr>
-        <w:t xml:space="preserve"> (Shielded, high-current, low-</w:t>
-      </w:r>
-      <w:r>
-        <w:rPr>
-          <w:i/>
-          <w:color w:val="145AA0"/>
-          <w:sz w:val="21"/>
-        </w:rPr>
-        <w:t>R_{DC</w:t>
-      </w:r>
-      <w:r>
-        <w:rPr>
-          <w:color w:val="282C34"/>
-          <w:sz w:val="21"/>
-        </w:rPr>
-        <w:t xml:space="preserve"> RF inductors).</w:t>
+        <w:t>L_0 = 470 nH or 560 nH (Shielded, high-current, low-R_DC RF inductors).</w:t>
       </w:r>
     </w:p>
     <w:p>
@@ -4717,46 +3887,56 @@
       </w:pPr>
       <w:r>
         <w:rPr>
-          <w:i/>
-          <w:color w:val="145AA0"/>
-          <w:sz w:val="21"/>
-        </w:rPr>
-        <w:t>C_0</w:t>
-      </w:r>
-      <w:r>
-        <w:rPr>
           <w:color w:val="282C34"/>
           <w:sz w:val="21"/>
         </w:rPr>
-        <w:t>:</w:t>
+        <w:t>C_0:</w:t>
       </w:r>
     </w:p>
-    <w:p>
-      <w:pPr>
-        <w:spacing w:after="80"/>
-      </w:pPr>
-      <w:r>
-        <w:rPr>
-          <w:i/>
-          <w:color w:val="145AA0"/>
-          <w:sz w:val="21"/>
-        </w:rPr>
-      </w:r>
-      <w:r>
-        <w:rPr>
-          <w:color w:val="282C34"/>
-          <w:sz w:val="21"/>
-        </w:rPr>
-        <w:t>C_0 = \frac{1}{4\pi^2 f_{EMC}^2 L_0} \approx \frac{1}{4\pi^2 (20 \times 10^6)^2 (560 \times 10^{-9})} \approx 113\text{ pF} \quad (\text{Use } 100\text{ pF to } 120\text{ pF COG/NPO})</w:t>
-      </w:r>
-      <w:r>
-        <w:rPr>
-          <w:i/>
-          <w:color w:val="145AA0"/>
-          <w:sz w:val="21"/>
-        </w:rPr>
-      </w:r>
-    </w:p>
+    <w:tbl>
+      <w:tblPr>
+        <w:tblW w:type="auto" w:w="0"/>
+        <w:jc w:val="center"/>
+        <w:tblLook w:firstColumn="1" w:firstRow="1" w:lastColumn="0" w:lastRow="0" w:noHBand="0" w:noVBand="1" w:val="04A0"/>
+      </w:tblPr>
+      <w:tblGrid>
+        <w:gridCol w:w="9792"/>
+      </w:tblGrid>
+      <w:tr>
+        <w:tc>
+          <w:tcPr>
+            <w:tcW w:type="dxa" w:w="9792"/>
+            <w:shd w:fill="F5F6F8"/>
+            <w:tcMar>
+              <w:top w:w="80" w:type="dxa"/>
+              <w:bottom w:w="80" w:type="dxa"/>
+              <w:left w:w="140" w:type="dxa"/>
+              <w:right w:w="140" w:type="dxa"/>
+            </w:tcMar>
+            <w:tcBorders>
+              <w:left w:val="single" w:sz="18" w:space="0" w:color="CBD5E0"/>
+              <w:top w:val="none"/>
+              <w:right w:val="none"/>
+              <w:bottom w:val="none"/>
+            </w:tcBorders>
+          </w:tcPr>
+          <w:p>
+            <w:pPr>
+              <w:spacing w:line="240" w:lineRule="auto" w:after="0"/>
+            </w:pPr>
+            <w:r>
+              <w:rPr>
+                <w:rFonts w:ascii="Consolas" w:hAnsi="Consolas"/>
+                <w:color w:val="2D3748"/>
+                <w:sz w:val="18"/>
+              </w:rPr>
+              <w:t>C_0 = 1 / (4π^2 f_EMC^2 L_0) ≈ 1 / (4π^2 (20 * 10^6)^2 (560 * 10^-9)) ≈ 113 pF (Use 100 pF to 120 pF COG/NPO)</w:t>
+            </w:r>
+          </w:p>
+        </w:tc>
+      </w:tr>
+    </w:tbl>
+    <w:p/>
     <w:p>
       <w:pPr>
         <w:spacing w:before="160" w:after="80"/>
@@ -4767,41 +3947,7 @@
           <w:color w:val="4682B4"/>
           <w:sz w:val="24"/>
         </w:rPr>
-        <w:t>5.2 Series (</w:t>
-      </w:r>
-      <w:r>
-        <w:rPr>
-          <w:b/>
-          <w:i/>
-          <w:color w:val="145AA0"/>
-          <w:sz w:val="24"/>
-        </w:rPr>
-        <w:t>C_{series</w:t>
-      </w:r>
-      <w:r>
-        <w:rPr>
-          <w:b/>
-          <w:color w:val="4682B4"/>
-          <w:sz w:val="24"/>
-        </w:rPr>
-        <w:t>) and Parallel (</w:t>
-      </w:r>
-      <w:r>
-        <w:rPr>
-          <w:b/>
-          <w:i/>
-          <w:color w:val="145AA0"/>
-          <w:sz w:val="24"/>
-        </w:rPr>
-        <w:t>C_{parallel</w:t>
-      </w:r>
-      <w:r>
-        <w:rPr>
-          <w:b/>
-          <w:color w:val="4682B4"/>
-          <w:sz w:val="24"/>
-        </w:rPr>
-        <w:t>) Matching Capacitors</w:t>
+        <w:t>5.2 Series (C_series) and Parallel (C_parallel) Matching Capacitors</w:t>
       </w:r>
     </w:p>
     <w:p>
@@ -4813,52 +3959,7 @@
           <w:color w:val="282C34"/>
           <w:sz w:val="21"/>
         </w:rPr>
-        <w:t xml:space="preserve">Given antenna inductance </w:t>
-      </w:r>
-      <w:r>
-        <w:rPr>
-          <w:i/>
-          <w:color w:val="145AA0"/>
-          <w:sz w:val="21"/>
-        </w:rPr>
-        <w:t>L_{ant</w:t>
-      </w:r>
-      <w:r>
-        <w:rPr>
-          <w:color w:val="282C34"/>
-          <w:sz w:val="21"/>
-        </w:rPr>
-        <w:t xml:space="preserve">, target quality factor </w:t>
-      </w:r>
-      <w:r>
-        <w:rPr>
-          <w:i/>
-          <w:color w:val="145AA0"/>
-          <w:sz w:val="21"/>
-        </w:rPr>
-        <w:t>Q_{target</w:t>
-      </w:r>
-      <w:r>
-        <w:rPr>
-          <w:color w:val="282C34"/>
-          <w:sz w:val="21"/>
-        </w:rPr>
-        <w:t xml:space="preserve">, and driver differential load resistance </w:t>
-      </w:r>
-      <w:r>
-        <w:rPr>
-          <w:i/>
-          <w:color w:val="145AA0"/>
-          <w:sz w:val="21"/>
-        </w:rPr>
-        <w:t>R_L</w:t>
-      </w:r>
-      <w:r>
-        <w:rPr>
-          <w:color w:val="282C34"/>
-          <w:sz w:val="21"/>
-        </w:rPr>
-        <w:t>:</w:t>
+        <w:t>Given antenna inductance L_ant, target quality factor Q_target, and driver differential load resistance R_L:</w:t>
       </w:r>
     </w:p>
     <w:p>
@@ -4872,50 +3973,53 @@
           <w:color w:val="282C34"/>
           <w:sz w:val="21"/>
         </w:rPr>
-        <w:t xml:space="preserve">Calculate the required damping resistance </w:t>
-      </w:r>
-      <w:r>
-        <w:rPr>
-          <w:i/>
-          <w:color w:val="145AA0"/>
-          <w:sz w:val="21"/>
-        </w:rPr>
-        <w:t>R_{total</w:t>
-      </w:r>
-      <w:r>
-        <w:rPr>
-          <w:color w:val="282C34"/>
-          <w:sz w:val="21"/>
-        </w:rPr>
-        <w:t>:</w:t>
+        <w:t>Calculate the required damping resistance R_total:</w:t>
       </w:r>
     </w:p>
-    <w:p>
-      <w:pPr>
-        <w:spacing w:after="80"/>
-      </w:pPr>
-      <w:r>
-        <w:rPr>
-          <w:i/>
-          <w:color w:val="145AA0"/>
-          <w:sz w:val="21"/>
-        </w:rPr>
-      </w:r>
-      <w:r>
-        <w:rPr>
-          <w:color w:val="282C34"/>
-          <w:sz w:val="21"/>
-        </w:rPr>
-        <w:t>R_{total} = \frac{\omega \cdot L_{ant}}{Q_{target}} \implies R_Q = \frac{R_{total} - R_{ant}}{2}</w:t>
-      </w:r>
-      <w:r>
-        <w:rPr>
-          <w:i/>
-          <w:color w:val="145AA0"/>
-          <w:sz w:val="21"/>
-        </w:rPr>
-      </w:r>
-    </w:p>
+    <w:tbl>
+      <w:tblPr>
+        <w:tblW w:type="auto" w:w="0"/>
+        <w:jc w:val="center"/>
+        <w:tblLook w:firstColumn="1" w:firstRow="1" w:lastColumn="0" w:lastRow="0" w:noHBand="0" w:noVBand="1" w:val="04A0"/>
+      </w:tblPr>
+      <w:tblGrid>
+        <w:gridCol w:w="9792"/>
+      </w:tblGrid>
+      <w:tr>
+        <w:tc>
+          <w:tcPr>
+            <w:tcW w:type="dxa" w:w="9792"/>
+            <w:shd w:fill="F5F6F8"/>
+            <w:tcMar>
+              <w:top w:w="80" w:type="dxa"/>
+              <w:bottom w:w="80" w:type="dxa"/>
+              <w:left w:w="140" w:type="dxa"/>
+              <w:right w:w="140" w:type="dxa"/>
+            </w:tcMar>
+            <w:tcBorders>
+              <w:left w:val="single" w:sz="18" w:space="0" w:color="CBD5E0"/>
+              <w:top w:val="none"/>
+              <w:right w:val="none"/>
+              <w:bottom w:val="none"/>
+            </w:tcBorders>
+          </w:tcPr>
+          <w:p>
+            <w:pPr>
+              <w:spacing w:line="240" w:lineRule="auto" w:after="0"/>
+            </w:pPr>
+            <w:r>
+              <w:rPr>
+                <w:rFonts w:ascii="Consolas" w:hAnsi="Consolas"/>
+                <w:color w:val="2D3748"/>
+                <w:sz w:val="18"/>
+              </w:rPr>
+              <w:t>R_total = (ω * L_ant) / Q_target =&gt; R_Q = (R_total - R_ant) / 2</w:t>
+            </w:r>
+          </w:p>
+        </w:tc>
+      </w:tr>
+    </w:tbl>
+    <w:p/>
     <w:p>
       <w:pPr>
         <w:pStyle w:val="ListNumber"/>
@@ -4927,50 +4031,53 @@
           <w:color w:val="282C34"/>
           <w:sz w:val="21"/>
         </w:rPr>
-        <w:t xml:space="preserve">Calculate the parallel matching capacitance </w:t>
-      </w:r>
-      <w:r>
-        <w:rPr>
-          <w:i/>
-          <w:color w:val="145AA0"/>
-          <w:sz w:val="21"/>
-        </w:rPr>
-        <w:t>C_{parallel</w:t>
-      </w:r>
-      <w:r>
-        <w:rPr>
-          <w:color w:val="282C34"/>
-          <w:sz w:val="21"/>
-        </w:rPr>
-        <w:t>:</w:t>
+        <w:t>Calculate the parallel matching capacitance C_parallel:</w:t>
       </w:r>
     </w:p>
-    <w:p>
-      <w:pPr>
-        <w:spacing w:after="80"/>
-      </w:pPr>
-      <w:r>
-        <w:rPr>
-          <w:i/>
-          <w:color w:val="145AA0"/>
-          <w:sz w:val="21"/>
-        </w:rPr>
-      </w:r>
-      <w:r>
-        <w:rPr>
-          <w:color w:val="282C34"/>
-          <w:sz w:val="21"/>
-        </w:rPr>
-        <w:t>C_{parallel} \approx \frac{1}{\omega^2 L_{ant}} \cdot \left(1 - \frac{R_{total}}{R_L}\right)</w:t>
-      </w:r>
-      <w:r>
-        <w:rPr>
-          <w:i/>
-          <w:color w:val="145AA0"/>
-          <w:sz w:val="21"/>
-        </w:rPr>
-      </w:r>
-    </w:p>
+    <w:tbl>
+      <w:tblPr>
+        <w:tblW w:type="auto" w:w="0"/>
+        <w:jc w:val="center"/>
+        <w:tblLook w:firstColumn="1" w:firstRow="1" w:lastColumn="0" w:lastRow="0" w:noHBand="0" w:noVBand="1" w:val="04A0"/>
+      </w:tblPr>
+      <w:tblGrid>
+        <w:gridCol w:w="9792"/>
+      </w:tblGrid>
+      <w:tr>
+        <w:tc>
+          <w:tcPr>
+            <w:tcW w:type="dxa" w:w="9792"/>
+            <w:shd w:fill="F5F6F8"/>
+            <w:tcMar>
+              <w:top w:w="80" w:type="dxa"/>
+              <w:bottom w:w="80" w:type="dxa"/>
+              <w:left w:w="140" w:type="dxa"/>
+              <w:right w:w="140" w:type="dxa"/>
+            </w:tcMar>
+            <w:tcBorders>
+              <w:left w:val="single" w:sz="18" w:space="0" w:color="CBD5E0"/>
+              <w:top w:val="none"/>
+              <w:right w:val="none"/>
+              <w:bottom w:val="none"/>
+            </w:tcBorders>
+          </w:tcPr>
+          <w:p>
+            <w:pPr>
+              <w:spacing w:line="240" w:lineRule="auto" w:after="0"/>
+            </w:pPr>
+            <w:r>
+              <w:rPr>
+                <w:rFonts w:ascii="Consolas" w:hAnsi="Consolas"/>
+                <w:color w:val="2D3748"/>
+                <w:sz w:val="18"/>
+              </w:rPr>
+              <w:t>C_parallel ≈ 1 / (ω^2 L_ant) * (1 - R_total / R_L)</w:t>
+            </w:r>
+          </w:p>
+        </w:tc>
+      </w:tr>
+    </w:tbl>
+    <w:p/>
     <w:p>
       <w:pPr>
         <w:pStyle w:val="ListNumber"/>
@@ -4982,50 +4089,53 @@
           <w:color w:val="282C34"/>
           <w:sz w:val="21"/>
         </w:rPr>
-        <w:t xml:space="preserve">Calculate the series matching capacitance </w:t>
-      </w:r>
-      <w:r>
-        <w:rPr>
-          <w:i/>
-          <w:color w:val="145AA0"/>
-          <w:sz w:val="21"/>
-        </w:rPr>
-        <w:t>C_{series</w:t>
-      </w:r>
-      <w:r>
-        <w:rPr>
-          <w:color w:val="282C34"/>
-          <w:sz w:val="21"/>
-        </w:rPr>
-        <w:t>:</w:t>
+        <w:t>Calculate the series matching capacitance C_series:</w:t>
       </w:r>
     </w:p>
-    <w:p>
-      <w:pPr>
-        <w:spacing w:after="80"/>
-      </w:pPr>
-      <w:r>
-        <w:rPr>
-          <w:i/>
-          <w:color w:val="145AA0"/>
-          <w:sz w:val="21"/>
-        </w:rPr>
-      </w:r>
-      <w:r>
-        <w:rPr>
-          <w:color w:val="282C34"/>
-          <w:sz w:val="21"/>
-        </w:rPr>
-        <w:t>C_{series} \approx \frac{1}{\omega \sqrt{R_L \cdot R_{total}}}</w:t>
-      </w:r>
-      <w:r>
-        <w:rPr>
-          <w:i/>
-          <w:color w:val="145AA0"/>
-          <w:sz w:val="21"/>
-        </w:rPr>
-      </w:r>
-    </w:p>
+    <w:tbl>
+      <w:tblPr>
+        <w:tblW w:type="auto" w:w="0"/>
+        <w:jc w:val="center"/>
+        <w:tblLook w:firstColumn="1" w:firstRow="1" w:lastColumn="0" w:lastRow="0" w:noHBand="0" w:noVBand="1" w:val="04A0"/>
+      </w:tblPr>
+      <w:tblGrid>
+        <w:gridCol w:w="9792"/>
+      </w:tblGrid>
+      <w:tr>
+        <w:tc>
+          <w:tcPr>
+            <w:tcW w:type="dxa" w:w="9792"/>
+            <w:shd w:fill="F5F6F8"/>
+            <w:tcMar>
+              <w:top w:w="80" w:type="dxa"/>
+              <w:bottom w:w="80" w:type="dxa"/>
+              <w:left w:w="140" w:type="dxa"/>
+              <w:right w:w="140" w:type="dxa"/>
+            </w:tcMar>
+            <w:tcBorders>
+              <w:left w:val="single" w:sz="18" w:space="0" w:color="CBD5E0"/>
+              <w:top w:val="none"/>
+              <w:right w:val="none"/>
+              <w:bottom w:val="none"/>
+            </w:tcBorders>
+          </w:tcPr>
+          <w:p>
+            <w:pPr>
+              <w:spacing w:line="240" w:lineRule="auto" w:after="0"/>
+            </w:pPr>
+            <w:r>
+              <w:rPr>
+                <w:rFonts w:ascii="Consolas" w:hAnsi="Consolas"/>
+                <w:color w:val="2D3748"/>
+                <w:sz w:val="18"/>
+              </w:rPr>
+              <w:t>C_series ≈ 1 / (ω sqrt(R_L * R_total))</w:t>
+            </w:r>
+          </w:p>
+        </w:tc>
+      </w:tr>
+    </w:tbl>
+    <w:p/>
     <w:tbl>
       <w:tblPr>
         <w:tblW w:type="auto" w:w="0"/>
@@ -5086,22 +4196,7 @@
                 <w:color w:val="282C34"/>
                 <w:sz w:val="20"/>
               </w:rPr>
-              <w:t>: All matching capacitors (</w:t>
-            </w:r>
-            <w:r>
-              <w:rPr>
-                <w:i/>
-                <w:color w:val="145AA0"/>
-                <w:sz w:val="20"/>
-              </w:rPr>
-              <w:t>C_0, C_{series, C_{parallel</w:t>
-            </w:r>
-            <w:r>
-              <w:rPr>
-                <w:color w:val="282C34"/>
-                <w:sz w:val="20"/>
-              </w:rPr>
-              <w:t xml:space="preserve">) </w:t>
+              <w:t xml:space="preserve">: All matching capacitors (C_0, C_series, C_parallel) </w:t>
             </w:r>
             <w:r>
               <w:rPr>
@@ -5131,52 +4226,7 @@
                 <w:color w:val="282C34"/>
                 <w:sz w:val="20"/>
               </w:rPr>
-              <w:t xml:space="preserve"> with </w:t>
-            </w:r>
-            <w:r>
-              <w:rPr>
-                <w:i/>
-                <w:color w:val="145AA0"/>
-                <w:sz w:val="20"/>
-              </w:rPr>
-              <w:t>± 1\%</w:t>
-            </w:r>
-            <w:r>
-              <w:rPr>
-                <w:color w:val="282C34"/>
-                <w:sz w:val="20"/>
-              </w:rPr>
-              <w:t xml:space="preserve"> or </w:t>
-            </w:r>
-            <w:r>
-              <w:rPr>
-                <w:i/>
-                <w:color w:val="145AA0"/>
-                <w:sz w:val="20"/>
-              </w:rPr>
-              <w:t>± 2\%</w:t>
-            </w:r>
-            <w:r>
-              <w:rPr>
-                <w:color w:val="282C34"/>
-                <w:sz w:val="20"/>
-              </w:rPr>
-              <w:t xml:space="preserve"> tolerance and rated for </w:t>
-            </w:r>
-            <w:r>
-              <w:rPr>
-                <w:i/>
-                <w:color w:val="145AA0"/>
-                <w:sz w:val="20"/>
-              </w:rPr>
-              <w:t>≥ 50V</w:t>
-            </w:r>
-            <w:r>
-              <w:rPr>
-                <w:color w:val="282C34"/>
-                <w:sz w:val="20"/>
-              </w:rPr>
-              <w:t>. Standard X7R or X5R dielectrics have severe voltage-dependent capacitance drops and thermal drift that will detune the 13.56 MHz resonance.</w:t>
+              <w:t xml:space="preserve"> with ± 1\% or ± 2\% tolerance and rated for &gt;= 50V. Standard X7R or X5R dielectrics have severe voltage-dependent capacitance drops and thermal drift that will detune the 13.56 MHz resonance.</w:t>
             </w:r>
           </w:p>
         </w:tc>
@@ -5371,22 +4421,7 @@
           <w:color w:val="282C34"/>
           <w:sz w:val="21"/>
         </w:rPr>
-        <w:t xml:space="preserve">Real permeability: </w:t>
-      </w:r>
-      <w:r>
-        <w:rPr>
-          <w:i/>
-          <w:color w:val="145AA0"/>
-          <w:sz w:val="21"/>
-        </w:rPr>
-        <w:t>µ_r' ≥ 100  to  150</w:t>
-      </w:r>
-      <w:r>
-        <w:rPr>
-          <w:color w:val="282C34"/>
-          <w:sz w:val="21"/>
-        </w:rPr>
-        <w:t xml:space="preserve"> (channels magnetic flux).</w:t>
+        <w:t>Real permeability: µ_r' &gt;= 100 to 150 (channels magnetic flux).</w:t>
       </w:r>
     </w:p>
     <w:p>
@@ -5400,22 +4435,7 @@
           <w:color w:val="282C34"/>
           <w:sz w:val="21"/>
         </w:rPr>
-        <w:t xml:space="preserve">Imaginary loss factor: </w:t>
-      </w:r>
-      <w:r>
-        <w:rPr>
-          <w:i/>
-          <w:color w:val="145AA0"/>
-          <w:sz w:val="21"/>
-        </w:rPr>
-        <w:t>µ_r'' &lt; 3  to  5</w:t>
-      </w:r>
-      <w:r>
-        <w:rPr>
-          <w:color w:val="282C34"/>
-          <w:sz w:val="21"/>
-        </w:rPr>
-        <w:t xml:space="preserve"> (minimizes RF energy absorption).</w:t>
+        <w:t>Imaginary loss factor: µ_r'' &lt; 3 to 5 (minimizes RF energy absorption).</w:t>
       </w:r>
     </w:p>
     <w:p>
@@ -5437,37 +4457,7 @@
           <w:color w:val="282C34"/>
           <w:sz w:val="21"/>
         </w:rPr>
-        <w:t xml:space="preserve">: Measure </w:t>
-      </w:r>
-      <w:r>
-        <w:rPr>
-          <w:i/>
-          <w:color w:val="145AA0"/>
-          <w:sz w:val="21"/>
-        </w:rPr>
-        <w:t>L_{ant</w:t>
-      </w:r>
-      <w:r>
-        <w:rPr>
-          <w:color w:val="282C34"/>
-          <w:sz w:val="21"/>
-        </w:rPr>
-        <w:t xml:space="preserve"> and tune </w:t>
-      </w:r>
-      <w:r>
-        <w:rPr>
-          <w:i/>
-          <w:color w:val="145AA0"/>
-          <w:sz w:val="21"/>
-        </w:rPr>
-        <w:t>C_{series, C_{parallel</w:t>
-      </w:r>
-      <w:r>
-        <w:rPr>
-          <w:color w:val="282C34"/>
-          <w:sz w:val="21"/>
-        </w:rPr>
-        <w:t xml:space="preserve"> with the antenna mounted in its final mechanical enclosure with all screws, battery, and displays installed.</w:t>
+        <w:t>: Measure L_ant and tune C_series, C_parallel with the antenna mounted in its final mechanical enclosure with all screws, battery, and displays installed.</w:t>
       </w:r>
     </w:p>
     <w:sectPr>
